--- a/Key Documents/Legal Considerations Document.docx
+++ b/Key Documents/Legal Considerations Document.docx
@@ -18,6 +18,12 @@
       </w:r>
     </w:p>
     <w:p>
+      <w:pPr>
+        <w:rPr>
+          <w:b/>
+          <w:bCs/>
+        </w:rPr>
+      </w:pPr>
       <w:r>
         <w:rPr>
           <w:b/>
@@ -26,7 +32,6 @@
         <w:t>TfL “What-If” Transport Network Simulator</w:t>
       </w:r>
     </w:p>
-    <w:p/>
     <w:p>
       <w:pPr>
         <w:rPr>
@@ -44,10 +49,21 @@
     </w:p>
     <w:p>
       <w:r>
-        <w:t>This document outlines the legal considerations relevant to the development of the TfL “What-If” Transport Network Simulator. The project integrates third-party transport data and presents a visual representation of the London Underground network. As such, compliance with copyright law, data licensing terms, and data protection regulations is required to minimise legal risk.</w:t>
-      </w:r>
-    </w:p>
-    <w:p/>
+        <w:t>This document outlines the legal considerations associated with the development of the TfL “What-If” Transport Network Simulator. The project integrates third-party transport data obtained from Transport for London (TfL) and presents a visual representation of the London Underground network. As a result, several legal areas must be considered, including copyright, intellectual property, software licensing, data licensing and data protection.</w:t>
+      </w:r>
+    </w:p>
+    <w:p>
+      <w:r>
+        <w:t>The purpose of this document is to demonstrate how the project has been designed to minimise legal risk while ensuring lawful and responsible use of publicly available transport data.</w:t>
+      </w:r>
+    </w:p>
+    <w:p>
+      <w:r>
+        <w:pict w14:anchorId="33D6B5D0">
+          <v:rect id="_x0000_i1322" style="width:0;height:1.5pt" o:hralign="center" o:hrstd="t" o:hr="t" fillcolor="#a0a0a0" stroked="f"/>
+        </w:pict>
+      </w:r>
+    </w:p>
     <w:p>
       <w:pPr>
         <w:rPr>
@@ -60,7 +76,7 @@
           <w:b/>
           <w:bCs/>
         </w:rPr>
-        <w:t>2. Use of Transport for London (TfL) Open Data</w:t>
+        <w:t>2. Use of Transport for London Open Data</w:t>
       </w:r>
     </w:p>
     <w:p>
@@ -80,39 +96,19 @@
     </w:p>
     <w:p>
       <w:r>
-        <w:t xml:space="preserve">The project uses data provided by </w:t>
-      </w:r>
-      <w:r>
-        <w:rPr>
-          <w:b/>
-          <w:bCs/>
-        </w:rPr>
-        <w:t>Transport for London (TfL)</w:t>
-      </w:r>
-      <w:r>
-        <w:t xml:space="preserve"> under the </w:t>
-      </w:r>
-      <w:r>
-        <w:rPr>
-          <w:b/>
-          <w:bCs/>
-        </w:rPr>
-        <w:t>TfL Open Data Licence</w:t>
-      </w:r>
-      <w:r>
-        <w:t>, which permits the use of transport data for educational, research, and non-commercial purposes.</w:t>
-      </w:r>
-    </w:p>
-    <w:p>
-      <w:r>
-        <w:t>The data accessed includes:</w:t>
+        <w:t>The application uses data provided through the TfL Unified API under the TfL Open Data Licence. This licence permits the use of TfL transport data for educational, research and non-commercial purposes, subject to the conditions specified by TfL.</w:t>
+      </w:r>
+    </w:p>
+    <w:p>
+      <w:r>
+        <w:t>The data utilised within the project includes:</w:t>
       </w:r>
     </w:p>
     <w:p>
       <w:pPr>
         <w:numPr>
           <w:ilvl w:val="0"/>
-          <w:numId w:val="18"/>
+          <w:numId w:val="25"/>
         </w:numPr>
       </w:pPr>
       <w:r>
@@ -123,7 +119,7 @@
       <w:pPr>
         <w:numPr>
           <w:ilvl w:val="0"/>
-          <w:numId w:val="18"/>
+          <w:numId w:val="25"/>
         </w:numPr>
       </w:pPr>
       <w:r>
@@ -134,22 +130,38 @@
       <w:pPr>
         <w:numPr>
           <w:ilvl w:val="0"/>
-          <w:numId w:val="18"/>
+          <w:numId w:val="25"/>
         </w:numPr>
       </w:pPr>
       <w:r>
-        <w:t>Route connectivity</w:t>
+        <w:t>Route connectivity information</w:t>
       </w:r>
     </w:p>
     <w:p>
       <w:pPr>
         <w:numPr>
           <w:ilvl w:val="0"/>
-          <w:numId w:val="18"/>
+          <w:numId w:val="25"/>
         </w:numPr>
       </w:pPr>
       <w:r>
-        <w:t>Live service status information</w:t>
+        <w:t>Live service status data</w:t>
+      </w:r>
+    </w:p>
+    <w:p>
+      <w:pPr>
+        <w:numPr>
+          <w:ilvl w:val="0"/>
+          <w:numId w:val="25"/>
+        </w:numPr>
+      </w:pPr>
+      <w:r>
+        <w:t>Train arrival prediction data</w:t>
+      </w:r>
+    </w:p>
+    <w:p>
+      <w:r>
+        <w:t>This information is used to construct the network graph, support route calculation and provide real-time operational information within the simulator.</w:t>
       </w:r>
     </w:p>
     <w:p>
@@ -168,50 +180,78 @@
       </w:r>
     </w:p>
     <w:p>
+      <w:r>
+        <w:t>To ensure compliance with the TfL Open Data Licence:</w:t>
+      </w:r>
+    </w:p>
+    <w:p>
       <w:pPr>
         <w:numPr>
           <w:ilvl w:val="0"/>
-          <w:numId w:val="19"/>
+          <w:numId w:val="26"/>
         </w:numPr>
       </w:pPr>
       <w:r>
-        <w:t>TfL is clearly attributed as the data source within documentation and the application.</w:t>
+        <w:t>TfL is acknowledged as the source of transport data within project documentation.</w:t>
       </w:r>
     </w:p>
     <w:p>
       <w:pPr>
         <w:numPr>
           <w:ilvl w:val="0"/>
-          <w:numId w:val="19"/>
+          <w:numId w:val="26"/>
         </w:numPr>
       </w:pPr>
       <w:r>
-        <w:t>TfL data is consumed via official API endpoints.</w:t>
+        <w:t>All data is retrieved through official TfL API endpoints.</w:t>
       </w:r>
     </w:p>
     <w:p>
       <w:pPr>
         <w:numPr>
           <w:ilvl w:val="0"/>
-          <w:numId w:val="19"/>
+          <w:numId w:val="26"/>
         </w:numPr>
       </w:pPr>
       <w:r>
-        <w:t>Raw TfL datasets are not redistributed or resold.</w:t>
+        <w:t>Raw TfL datasets are not redistributed, sold or republished.</w:t>
       </w:r>
     </w:p>
     <w:p>
       <w:pPr>
         <w:numPr>
           <w:ilvl w:val="0"/>
-          <w:numId w:val="19"/>
+          <w:numId w:val="26"/>
         </w:numPr>
       </w:pPr>
       <w:r>
-        <w:t>All transformations occur within the application’s simulation layer and do not alter the original data source.</w:t>
-      </w:r>
-    </w:p>
-    <w:p/>
+        <w:t>Data is used solely for educational and demonstration purposes.</w:t>
+      </w:r>
+    </w:p>
+    <w:p>
+      <w:pPr>
+        <w:numPr>
+          <w:ilvl w:val="0"/>
+          <w:numId w:val="26"/>
+        </w:numPr>
+      </w:pPr>
+      <w:r>
+        <w:t>Transformations performed within the application do not modify the original TfL data source.</w:t>
+      </w:r>
+    </w:p>
+    <w:p>
+      <w:r>
+        <w:t>By consuming data directly from official endpoints and avoiding redistribution of raw datasets, the project remains consistent with the intended use of TfL Open Data.</w:t>
+      </w:r>
+    </w:p>
+    <w:p>
+      <w:r>
+        <w:lastRenderedPageBreak/>
+        <w:pict w14:anchorId="4F09BD2F">
+          <v:rect id="_x0000_i1323" style="width:0;height:1.5pt" o:hralign="center" o:hrstd="t" o:hr="t" fillcolor="#a0a0a0" stroked="f"/>
+        </w:pict>
+      </w:r>
+    </w:p>
     <w:p>
       <w:pPr>
         <w:rPr>
@@ -239,22 +279,17 @@
           <w:b/>
           <w:bCs/>
         </w:rPr>
-        <w:t>3.1 Official Underground Map Design</w:t>
-      </w:r>
-    </w:p>
-    <w:p>
-      <w:r>
-        <w:t xml:space="preserve">The official London Underground schematic map is protected by </w:t>
-      </w:r>
-      <w:r>
-        <w:rPr>
-          <w:b/>
-          <w:bCs/>
-        </w:rPr>
-        <w:t>copyright and design rights</w:t>
-      </w:r>
-      <w:r>
-        <w:t>. Reproducing, tracing, or closely imitating the schematic layout without permission may constitute copyright infringement, even if the reproduction is redrawn or digitally generated.</w:t>
+        <w:t>3.1 London Underground Map Design</w:t>
+      </w:r>
+    </w:p>
+    <w:p>
+      <w:r>
+        <w:t>The official London Underground map is protected by copyright and design rights. Reproducing, tracing or closely imitating the schematic layout without permission may constitute copyright infringement, even where the design has been recreated digitally.</w:t>
+      </w:r>
+    </w:p>
+    <w:p>
+      <w:r>
+        <w:t>To avoid infringement, the project does not attempt to replicate the official Underground map design.</w:t>
       </w:r>
     </w:p>
     <w:p>
@@ -273,142 +308,101 @@
       </w:r>
     </w:p>
     <w:p>
-      <w:r>
-        <w:t>To avoid infringement:</w:t>
-      </w:r>
-    </w:p>
-    <w:p>
       <w:pPr>
         <w:numPr>
           <w:ilvl w:val="0"/>
-          <w:numId w:val="20"/>
+          <w:numId w:val="27"/>
         </w:numPr>
       </w:pPr>
       <w:r>
-        <w:t xml:space="preserve">The application </w:t>
-      </w:r>
-      <w:r>
+        <w:t>The application does not reproduce the official schematic Underground map.</w:t>
+      </w:r>
+    </w:p>
+    <w:p>
+      <w:pPr>
+        <w:numPr>
+          <w:ilvl w:val="0"/>
+          <w:numId w:val="27"/>
+        </w:numPr>
+      </w:pPr>
+      <w:r>
+        <w:t>The network visualisation is generated programmatically from transport data.</w:t>
+      </w:r>
+    </w:p>
+    <w:p>
+      <w:pPr>
+        <w:numPr>
+          <w:ilvl w:val="0"/>
+          <w:numId w:val="27"/>
+        </w:numPr>
+      </w:pPr>
+      <w:r>
+        <w:t>Station locations are derived from geographic coordinates rather than schematic placement.</w:t>
+      </w:r>
+    </w:p>
+    <w:p>
+      <w:pPr>
+        <w:numPr>
+          <w:ilvl w:val="0"/>
+          <w:numId w:val="27"/>
+        </w:numPr>
+      </w:pPr>
+      <w:r>
+        <w:t>Route rendering is generated dynamically from graph relationships.</w:t>
+      </w:r>
+    </w:p>
+    <w:p>
+      <w:pPr>
+        <w:numPr>
+          <w:ilvl w:val="0"/>
+          <w:numId w:val="27"/>
+        </w:numPr>
+      </w:pPr>
+      <w:r>
+        <w:t>No copyrighted TfL map images, diagrams or design assets are embedded within the application.</w:t>
+      </w:r>
+    </w:p>
+    <w:p>
+      <w:pPr>
+        <w:numPr>
+          <w:ilvl w:val="0"/>
+          <w:numId w:val="27"/>
+        </w:numPr>
+      </w:pPr>
+      <w:r>
+        <w:t>The application does not attempt to replicate the distinctive layout, typography or iconography associated with the official Underground map.</w:t>
+      </w:r>
+    </w:p>
+    <w:p>
+      <w:r>
+        <w:t>This approach ensures that the visualisation constitutes an original representation of publicly available transport data rather than a derivative reproduction of a copyrighted work.</w:t>
+      </w:r>
+    </w:p>
+    <w:p>
+      <w:r>
+        <w:pict w14:anchorId="43AB9EFF">
+          <v:rect id="_x0000_i1324" style="width:0;height:1.5pt" o:hralign="center" o:hrstd="t" o:hr="t" fillcolor="#a0a0a0" stroked="f"/>
+        </w:pict>
+      </w:r>
+    </w:p>
+    <w:p>
+      <w:pPr>
         <w:rPr>
           <w:b/>
           <w:bCs/>
         </w:rPr>
-        <w:t>does not reproduce</w:t>
-      </w:r>
-      <w:r>
-        <w:t xml:space="preserve"> the official Underground schematic map.</w:t>
-      </w:r>
-    </w:p>
-    <w:p>
-      <w:pPr>
-        <w:numPr>
-          <w:ilvl w:val="0"/>
-          <w:numId w:val="20"/>
-        </w:numPr>
-      </w:pPr>
-      <w:r>
-        <w:lastRenderedPageBreak/>
-        <w:t xml:space="preserve">The visual network layout is </w:t>
-      </w:r>
+      </w:pPr>
       <w:r>
         <w:rPr>
           <w:b/>
           <w:bCs/>
         </w:rPr>
-        <w:t>generated programmatically</w:t>
-      </w:r>
-      <w:r>
-        <w:t xml:space="preserve"> from open data rather than copied from any existing map.</w:t>
-      </w:r>
-    </w:p>
-    <w:p>
-      <w:pPr>
-        <w:numPr>
-          <w:ilvl w:val="0"/>
-          <w:numId w:val="20"/>
-        </w:numPr>
-      </w:pPr>
-      <w:r>
-        <w:t>Station positions are derived from geographic coordinates and graph relationships, not schematic alignment.</w:t>
-      </w:r>
-    </w:p>
-    <w:p>
-      <w:pPr>
-        <w:numPr>
-          <w:ilvl w:val="0"/>
-          <w:numId w:val="20"/>
-        </w:numPr>
-      </w:pPr>
-      <w:r>
-        <w:t>No copyrighted TfL map images or design assets are embedded or traced.</w:t>
-      </w:r>
-    </w:p>
-    <w:p>
-      <w:r>
-        <w:t xml:space="preserve">This approach ensures the visualisation constitutes an </w:t>
-      </w:r>
-      <w:r>
-        <w:rPr>
-          <w:b/>
-          <w:bCs/>
-        </w:rPr>
-        <w:t>original representation</w:t>
-      </w:r>
-      <w:r>
-        <w:t>, not a derivative work.</w:t>
-      </w:r>
-    </w:p>
-    <w:p/>
-    <w:p>
-      <w:pPr>
-        <w:rPr>
-          <w:b/>
-          <w:bCs/>
-        </w:rPr>
-      </w:pPr>
-      <w:r>
-        <w:rPr>
-          <w:b/>
-          <w:bCs/>
-        </w:rPr>
-        <w:t>3.2 Use of Line Colours and Names</w:t>
-      </w:r>
-    </w:p>
-    <w:p>
-      <w:r>
-        <w:t>TfL permits the use of:</w:t>
-      </w:r>
-    </w:p>
-    <w:p>
-      <w:pPr>
-        <w:numPr>
-          <w:ilvl w:val="0"/>
-          <w:numId w:val="21"/>
-        </w:numPr>
-      </w:pPr>
-      <w:r>
-        <w:t>Official line names</w:t>
-      </w:r>
-    </w:p>
-    <w:p>
-      <w:pPr>
-        <w:numPr>
-          <w:ilvl w:val="0"/>
-          <w:numId w:val="21"/>
-        </w:numPr>
-      </w:pPr>
-      <w:r>
-        <w:t>Official line colours</w:t>
-      </w:r>
-    </w:p>
-    <w:p>
-      <w:pPr>
-        <w:numPr>
-          <w:ilvl w:val="0"/>
-          <w:numId w:val="21"/>
-        </w:numPr>
-      </w:pPr>
-      <w:r>
-        <w:t>Station names</w:t>
+        <w:t>3.2 Use of Line Names and Colours</w:t>
+      </w:r>
+    </w:p>
+    <w:p>
+      <w:r>
+        <w:t>The application uses official Underground line names and line colours to support route identification and improve usability.</w:t>
       </w:r>
     </w:p>
     <w:p>
@@ -430,36 +424,58 @@
       <w:pPr>
         <w:numPr>
           <w:ilvl w:val="0"/>
-          <w:numId w:val="22"/>
+          <w:numId w:val="28"/>
         </w:numPr>
       </w:pPr>
       <w:r>
-        <w:t>Line colours are used strictly for identification purposes.</w:t>
+        <w:t>Line colours are used solely for informational and identification purposes.</w:t>
       </w:r>
     </w:p>
     <w:p>
       <w:pPr>
         <w:numPr>
           <w:ilvl w:val="0"/>
-          <w:numId w:val="22"/>
+          <w:numId w:val="28"/>
         </w:numPr>
       </w:pPr>
       <w:r>
-        <w:t>Use of colours does not replicate the overall schematic design or visual style of the official map.</w:t>
+        <w:t>The use of colours does not recreate the overall visual appearance of the official Underground map.</w:t>
       </w:r>
     </w:p>
     <w:p>
       <w:pPr>
         <w:numPr>
           <w:ilvl w:val="0"/>
-          <w:numId w:val="22"/>
+          <w:numId w:val="28"/>
         </w:numPr>
       </w:pPr>
       <w:r>
-        <w:t>TfL branding elements (logos, typography, proprietary icons) are not used.</w:t>
-      </w:r>
-    </w:p>
-    <w:p/>
+        <w:t>TfL logos, branding assets and proprietary design elements are not used.</w:t>
+      </w:r>
+    </w:p>
+    <w:p>
+      <w:pPr>
+        <w:numPr>
+          <w:ilvl w:val="0"/>
+          <w:numId w:val="28"/>
+        </w:numPr>
+      </w:pPr>
+      <w:r>
+        <w:t>No attempt is made to imply endorsement by or affiliation with TfL.</w:t>
+      </w:r>
+    </w:p>
+    <w:p>
+      <w:r>
+        <w:t>The use of line names and colours is therefore limited to functional representation of transport information rather than brand reproduction.</w:t>
+      </w:r>
+    </w:p>
+    <w:p>
+      <w:r>
+        <w:pict w14:anchorId="29FF7E32">
+          <v:rect id="_x0000_i1325" style="width:0;height:1.5pt" o:hralign="center" o:hrstd="t" o:hr="t" fillcolor="#a0a0a0" stroked="f"/>
+        </w:pict>
+      </w:r>
+    </w:p>
     <w:p>
       <w:pPr>
         <w:rPr>
@@ -472,15 +488,70 @@
           <w:b/>
           <w:bCs/>
         </w:rPr>
-        <w:t>4. Intellectual Property of the Application</w:t>
-      </w:r>
-    </w:p>
-    <w:p>
-      <w:r>
-        <w:t>All original source code, algorithms, and visualisations created for the simulator remain the intellectual property of the project author(s). Third-party data and libraries retain their respective ownership and licensing terms.</w:t>
-      </w:r>
-    </w:p>
-    <w:p/>
+        <w:t>4. Intellectual Property</w:t>
+      </w:r>
+    </w:p>
+    <w:p>
+      <w:r>
+        <w:lastRenderedPageBreak/>
+        <w:t>The source code, routing algorithms, disruption simulation logic, visualisation techniques and original documentation created during the project remain the intellectual property of the project authors.</w:t>
+      </w:r>
+    </w:p>
+    <w:p>
+      <w:r>
+        <w:t>Ownership of third-party resources remains with their respective owners.</w:t>
+      </w:r>
+    </w:p>
+    <w:p>
+      <w:r>
+        <w:t>This includes:</w:t>
+      </w:r>
+    </w:p>
+    <w:p>
+      <w:pPr>
+        <w:numPr>
+          <w:ilvl w:val="0"/>
+          <w:numId w:val="29"/>
+        </w:numPr>
+      </w:pPr>
+      <w:r>
+        <w:t>TfL transport data</w:t>
+      </w:r>
+    </w:p>
+    <w:p>
+      <w:pPr>
+        <w:numPr>
+          <w:ilvl w:val="0"/>
+          <w:numId w:val="29"/>
+        </w:numPr>
+      </w:pPr>
+      <w:r>
+        <w:t>Open-source software libraries</w:t>
+      </w:r>
+    </w:p>
+    <w:p>
+      <w:pPr>
+        <w:numPr>
+          <w:ilvl w:val="0"/>
+          <w:numId w:val="29"/>
+        </w:numPr>
+      </w:pPr>
+      <w:r>
+        <w:t>External APIs and datasets</w:t>
+      </w:r>
+    </w:p>
+    <w:p>
+      <w:r>
+        <w:t>The project does not claim ownership of any third-party intellectual property incorporated within the system.</w:t>
+      </w:r>
+    </w:p>
+    <w:p>
+      <w:r>
+        <w:pict w14:anchorId="49990AAC">
+          <v:rect id="_x0000_i1326" style="width:0;height:1.5pt" o:hralign="center" o:hrstd="t" o:hr="t" fillcolor="#a0a0a0" stroked="f"/>
+        </w:pict>
+      </w:r>
+    </w:p>
     <w:p>
       <w:pPr>
         <w:rPr>
@@ -493,7 +564,104 @@
           <w:b/>
           <w:bCs/>
         </w:rPr>
-        <w:t>5. Data Protection and Privacy (GDPR)</w:t>
+        <w:t>4.1 Third-Party Software and Open-Source Libraries</w:t>
+      </w:r>
+    </w:p>
+    <w:p>
+      <w:r>
+        <w:t>The application incorporates several open-source software libraries and frameworks that are distributed under permissive software licences.</w:t>
+      </w:r>
+    </w:p>
+    <w:p>
+      <w:r>
+        <w:t>Examples include:</w:t>
+      </w:r>
+    </w:p>
+    <w:p>
+      <w:pPr>
+        <w:numPr>
+          <w:ilvl w:val="0"/>
+          <w:numId w:val="30"/>
+        </w:numPr>
+      </w:pPr>
+      <w:r>
+        <w:t>React</w:t>
+      </w:r>
+    </w:p>
+    <w:p>
+      <w:pPr>
+        <w:numPr>
+          <w:ilvl w:val="0"/>
+          <w:numId w:val="30"/>
+        </w:numPr>
+      </w:pPr>
+      <w:r>
+        <w:t>Next.js</w:t>
+      </w:r>
+    </w:p>
+    <w:p>
+      <w:pPr>
+        <w:numPr>
+          <w:ilvl w:val="0"/>
+          <w:numId w:val="30"/>
+        </w:numPr>
+      </w:pPr>
+      <w:r>
+        <w:t>Leaflet</w:t>
+      </w:r>
+    </w:p>
+    <w:p>
+      <w:pPr>
+        <w:numPr>
+          <w:ilvl w:val="0"/>
+          <w:numId w:val="30"/>
+        </w:numPr>
+      </w:pPr>
+      <w:r>
+        <w:t>React-Leaflet</w:t>
+      </w:r>
+    </w:p>
+    <w:p>
+      <w:pPr>
+        <w:numPr>
+          <w:ilvl w:val="0"/>
+          <w:numId w:val="30"/>
+        </w:numPr>
+      </w:pPr>
+      <w:r>
+        <w:t>Neo4j JavaScript Driver</w:t>
+      </w:r>
+    </w:p>
+    <w:p>
+      <w:r>
+        <w:t>These libraries remain the intellectual property of their respective owners and are used in accordance with their published licence terms.</w:t>
+      </w:r>
+    </w:p>
+    <w:p>
+      <w:r>
+        <w:t>The project does not modify, redistribute or claim ownership of these components beyond their intended use within the application.</w:t>
+      </w:r>
+    </w:p>
+    <w:p>
+      <w:r>
+        <w:pict w14:anchorId="0F3B3F68">
+          <v:rect id="_x0000_i1327" style="width:0;height:1.5pt" o:hralign="center" o:hrstd="t" o:hr="t" fillcolor="#a0a0a0" stroked="f"/>
+        </w:pict>
+      </w:r>
+    </w:p>
+    <w:p>
+      <w:pPr>
+        <w:rPr>
+          <w:b/>
+          <w:bCs/>
+        </w:rPr>
+      </w:pPr>
+      <w:r>
+        <w:rPr>
+          <w:b/>
+          <w:bCs/>
+        </w:rPr>
+        <w:t>5. Data Protection and Privacy</w:t>
       </w:r>
     </w:p>
     <w:p>
@@ -513,17 +681,7 @@
     </w:p>
     <w:p>
       <w:r>
-        <w:t xml:space="preserve">The application does </w:t>
-      </w:r>
-      <w:r>
-        <w:rPr>
-          <w:b/>
-          <w:bCs/>
-        </w:rPr>
-        <w:t>not collect, store, or process personal data</w:t>
-      </w:r>
-      <w:r>
-        <w:t>.</w:t>
+        <w:t>The application has been designed so that it does not intentionally collect, store or process personal data.</w:t>
       </w:r>
     </w:p>
     <w:p>
@@ -535,61 +693,75 @@
       <w:pPr>
         <w:numPr>
           <w:ilvl w:val="0"/>
-          <w:numId w:val="23"/>
+          <w:numId w:val="31"/>
         </w:numPr>
       </w:pPr>
       <w:r>
-        <w:t>No user accounts are created</w:t>
+        <w:t>No user accounts are created.</w:t>
       </w:r>
     </w:p>
     <w:p>
       <w:pPr>
         <w:numPr>
           <w:ilvl w:val="0"/>
-          <w:numId w:val="23"/>
+          <w:numId w:val="31"/>
         </w:numPr>
       </w:pPr>
       <w:r>
-        <w:t>No journey histories are stored</w:t>
+        <w:t>No personally identifiable information (PII) is collected.</w:t>
       </w:r>
     </w:p>
     <w:p>
       <w:pPr>
         <w:numPr>
           <w:ilvl w:val="0"/>
-          <w:numId w:val="23"/>
+          <w:numId w:val="31"/>
         </w:numPr>
       </w:pPr>
       <w:r>
-        <w:t>No personally identifiable information (PII) is processed</w:t>
-      </w:r>
-    </w:p>
-    <w:p>
-      <w:r>
-        <w:t xml:space="preserve">As a result, the project does not fall within the primary scope of the </w:t>
-      </w:r>
-      <w:r>
-        <w:rPr>
-          <w:b/>
-          <w:bCs/>
-        </w:rPr>
-        <w:t>UK GDPR</w:t>
-      </w:r>
-      <w:r>
-        <w:t xml:space="preserve"> or the </w:t>
-      </w:r>
-      <w:r>
-        <w:rPr>
-          <w:b/>
-          <w:bCs/>
-        </w:rPr>
-        <w:t>Data Protection Act 2018</w:t>
-      </w:r>
-      <w:r>
-        <w:t>.</w:t>
-      </w:r>
-    </w:p>
-    <w:p/>
+        <w:t>No journey histories are stored.</w:t>
+      </w:r>
+    </w:p>
+    <w:p>
+      <w:pPr>
+        <w:numPr>
+          <w:ilvl w:val="0"/>
+          <w:numId w:val="31"/>
+        </w:numPr>
+      </w:pPr>
+      <w:r>
+        <w:lastRenderedPageBreak/>
+        <w:t>No behavioural tracking is performed.</w:t>
+      </w:r>
+    </w:p>
+    <w:p>
+      <w:pPr>
+        <w:numPr>
+          <w:ilvl w:val="0"/>
+          <w:numId w:val="31"/>
+        </w:numPr>
+      </w:pPr>
+      <w:r>
+        <w:t>No user-generated content is transmitted to external services.</w:t>
+      </w:r>
+    </w:p>
+    <w:p>
+      <w:r>
+        <w:t>As no personal information is processed by the application, the project's obligations under the UK GDPR and the Data Protection Act 2018 are minimal.</w:t>
+      </w:r>
+    </w:p>
+    <w:p>
+      <w:r>
+        <w:t>This design decision simplifies compliance requirements while reducing privacy risks for users.</w:t>
+      </w:r>
+    </w:p>
+    <w:p>
+      <w:r>
+        <w:pict w14:anchorId="6EFC20DE">
+          <v:rect id="_x0000_i1328" style="width:0;height:1.5pt" o:hralign="center" o:hrstd="t" o:hr="t" fillcolor="#a0a0a0" stroked="f"/>
+        </w:pict>
+      </w:r>
+    </w:p>
     <w:p>
       <w:pPr>
         <w:rPr>
@@ -607,7 +779,12 @@
     </w:p>
     <w:p>
       <w:r>
-        <w:t>Although the application uses live TfL data, it is not an official journey planning service.</w:t>
+        <w:t>Although the simulator incorporates live TfL data, it is not intended to function as an official journey planning service.</w:t>
+      </w:r>
+    </w:p>
+    <w:p>
+      <w:r>
+        <w:t>The application is provided for educational, analytical and demonstration purposes only.</w:t>
       </w:r>
     </w:p>
     <w:p>
@@ -629,36 +806,69 @@
       <w:pPr>
         <w:numPr>
           <w:ilvl w:val="0"/>
-          <w:numId w:val="24"/>
+          <w:numId w:val="32"/>
         </w:numPr>
       </w:pPr>
       <w:r>
-        <w:t>A disclaimer states that the application is an independent project and is not affiliated with or endorsed by TfL.</w:t>
+        <w:t>A disclaimer identifies the application as an independent university project.</w:t>
       </w:r>
     </w:p>
     <w:p>
       <w:pPr>
         <w:numPr>
           <w:ilvl w:val="0"/>
-          <w:numId w:val="24"/>
+          <w:numId w:val="32"/>
         </w:numPr>
       </w:pPr>
       <w:r>
-        <w:t>Route suggestions and simulations are presented for analytical and educational purposes only.</w:t>
+        <w:t>The application does not claim endorsement by or affiliation with TfL.</w:t>
       </w:r>
     </w:p>
     <w:p>
       <w:pPr>
         <w:numPr>
           <w:ilvl w:val="0"/>
-          <w:numId w:val="24"/>
+          <w:numId w:val="32"/>
         </w:numPr>
       </w:pPr>
       <w:r>
-        <w:t>Users are advised to consult official TfL services for travel decisions.</w:t>
-      </w:r>
-    </w:p>
-    <w:p/>
+        <w:t>Route recommendations and disruption simulations are provided for demonstration purposes only.</w:t>
+      </w:r>
+    </w:p>
+    <w:p>
+      <w:pPr>
+        <w:numPr>
+          <w:ilvl w:val="0"/>
+          <w:numId w:val="32"/>
+        </w:numPr>
+      </w:pPr>
+      <w:r>
+        <w:t>Users are advised to consult official TfL services when making travel decisions.</w:t>
+      </w:r>
+    </w:p>
+    <w:p>
+      <w:pPr>
+        <w:numPr>
+          <w:ilvl w:val="0"/>
+          <w:numId w:val="32"/>
+        </w:numPr>
+      </w:pPr>
+      <w:r>
+        <w:t>Live data may be delayed, incomplete or temporarily unavailable depending on the status of the TfL API.</w:t>
+      </w:r>
+    </w:p>
+    <w:p>
+      <w:r>
+        <w:t>These measures help reduce the risk of users relying on the simulator as an authoritative transport information source.</w:t>
+      </w:r>
+    </w:p>
+    <w:p>
+      <w:r>
+        <w:pict w14:anchorId="5985C54E">
+          <v:rect id="_x0000_i1329" style="width:0;height:1.5pt" o:hralign="center" o:hrstd="t" o:hr="t" fillcolor="#a0a0a0" stroked="f"/>
+        </w:pict>
+      </w:r>
+    </w:p>
     <w:p>
       <w:pPr>
         <w:rPr>
@@ -671,7 +881,7 @@
           <w:b/>
           <w:bCs/>
         </w:rPr>
-        <w:t>7. Risk Summary and Mitigation</w:t>
+        <w:t>7. Risk Assessment and Mitigation</w:t>
       </w:r>
     </w:p>
     <w:tbl>
@@ -687,8 +897,8 @@
         <w:tblLook w:val="04A0" w:firstRow="1" w:lastRow="0" w:firstColumn="1" w:lastColumn="0" w:noHBand="0" w:noVBand="1"/>
       </w:tblPr>
       <w:tblGrid>
-        <w:gridCol w:w="2257"/>
-        <w:gridCol w:w="5848"/>
+        <w:gridCol w:w="3118"/>
+        <w:gridCol w:w="5908"/>
       </w:tblGrid>
       <w:tr>
         <w:trPr>
@@ -764,7 +974,7 @@
           </w:tcPr>
           <w:p>
             <w:r>
-              <w:t>No reproduction of the official Underground schematic</w:t>
+              <w:t>No reproduction of the official Underground schematic map</w:t>
             </w:r>
           </w:p>
         </w:tc>
@@ -781,7 +991,7 @@
           </w:tcPr>
           <w:p>
             <w:r>
-              <w:t>Breach of TfL licence</w:t>
+              <w:t>Breach of TfL licence terms</w:t>
             </w:r>
           </w:p>
         </w:tc>
@@ -793,7 +1003,7 @@
           </w:tcPr>
           <w:p>
             <w:r>
-              <w:t>Use limited to permitted open data endpoints with attribution</w:t>
+              <w:t>Use restricted to permitted TfL Open Data endpoints with appropriate attribution</w:t>
             </w:r>
           </w:p>
         </w:tc>
@@ -810,7 +1020,7 @@
           </w:tcPr>
           <w:p>
             <w:r>
-              <w:t>Misuse of branding</w:t>
+              <w:t>Misuse of TfL branding</w:t>
             </w:r>
           </w:p>
         </w:tc>
@@ -822,7 +1032,36 @@
           </w:tcPr>
           <w:p>
             <w:r>
-              <w:t>No TfL logos or proprietary design assets used</w:t>
+              <w:t>No TfL logos, typography or proprietary design assets used</w:t>
+            </w:r>
+          </w:p>
+        </w:tc>
+      </w:tr>
+      <w:tr>
+        <w:trPr>
+          <w:tblCellSpacing w:w="15" w:type="dxa"/>
+        </w:trPr>
+        <w:tc>
+          <w:tcPr>
+            <w:tcW w:w="0" w:type="auto"/>
+            <w:vAlign w:val="center"/>
+            <w:hideMark/>
+          </w:tcPr>
+          <w:p>
+            <w:r>
+              <w:t>Open-source licence violations</w:t>
+            </w:r>
+          </w:p>
+        </w:tc>
+        <w:tc>
+          <w:tcPr>
+            <w:tcW w:w="0" w:type="auto"/>
+            <w:vAlign w:val="center"/>
+            <w:hideMark/>
+          </w:tcPr>
+          <w:p>
+            <w:r>
+              <w:t>Libraries used in accordance with published licence terms</w:t>
             </w:r>
           </w:p>
         </w:tc>
@@ -851,13 +1090,48 @@
           </w:tcPr>
           <w:p>
             <w:r>
-              <w:t>No personal data collected or processed</w:t>
+              <w:t>No personal data collected, stored or processed</w:t>
+            </w:r>
+          </w:p>
+        </w:tc>
+      </w:tr>
+      <w:tr>
+        <w:trPr>
+          <w:tblCellSpacing w:w="15" w:type="dxa"/>
+        </w:trPr>
+        <w:tc>
+          <w:tcPr>
+            <w:tcW w:w="0" w:type="auto"/>
+            <w:vAlign w:val="center"/>
+            <w:hideMark/>
+          </w:tcPr>
+          <w:p>
+            <w:r>
+              <w:t>Misinterpretation of travel information</w:t>
+            </w:r>
+          </w:p>
+        </w:tc>
+        <w:tc>
+          <w:tcPr>
+            <w:tcW w:w="0" w:type="auto"/>
+            <w:vAlign w:val="center"/>
+            <w:hideMark/>
+          </w:tcPr>
+          <w:p>
+            <w:r>
+              <w:t>Clear disclaimer and educational-use positioning</w:t>
             </w:r>
           </w:p>
         </w:tc>
       </w:tr>
     </w:tbl>
-    <w:p/>
+    <w:p>
+      <w:r>
+        <w:pict w14:anchorId="7BEF2776">
+          <v:rect id="_x0000_i1330" style="width:0;height:1.5pt" o:hralign="center" o:hrstd="t" o:hr="t" fillcolor="#a0a0a0" stroked="f"/>
+        </w:pict>
+      </w:r>
+    </w:p>
     <w:p>
       <w:pPr>
         <w:rPr>
@@ -870,16 +1144,28 @@
           <w:b/>
           <w:bCs/>
         </w:rPr>
+        <w:lastRenderedPageBreak/>
         <w:t>8. Conclusion</w:t>
       </w:r>
     </w:p>
     <w:p>
       <w:r>
-        <w:t>The TfL “What-If” Transport Network Simulator has been designed to comply with relevant legal requirements. By avoiding reproduction of copyrighted map designs, adhering to TfL Open Data licensing terms, and ensuring no personal data is processed, the project minimises legal risk while making lawful and responsible use of public transport data.</w:t>
+        <w:t>The TfL “What-If” Transport Network Simulator has been designed to comply with relevant legal, licensing and intellectual property requirements.</w:t>
+      </w:r>
+    </w:p>
+    <w:p>
+      <w:r>
+        <w:t>By avoiding reproduction of copyrighted map designs, adhering to TfL Open Data licensing conditions, respecting open-source software licences and ensuring that no personal data is processed, the project minimises legal risk while making responsible use of public transport information.</w:t>
+      </w:r>
+    </w:p>
+    <w:p>
+      <w:r>
+        <w:t>The project demonstrates how publicly available transport data can be integrated into an educational software system while respecting copyright law, licensing obligations and data protection principles.</w:t>
       </w:r>
     </w:p>
     <w:p/>
     <w:sectPr>
+      <w:footerReference w:type="default" r:id="rId7"/>
       <w:pgSz w:w="11906" w:h="16838"/>
       <w:pgMar w:top="1440" w:right="1440" w:bottom="1440" w:left="1440" w:header="708" w:footer="708" w:gutter="0"/>
       <w:cols w:space="708"/>
@@ -889,6 +1175,182 @@
 </w:document>
 </file>
 
+<file path=word/endnotes.xml><?xml version="1.0" encoding="utf-8"?>
+<w:endnotes xmlns:wpc="http://schemas.microsoft.com/office/word/2010/wordprocessingCanvas" xmlns:cx="http://schemas.microsoft.com/office/drawing/2014/chartex" xmlns:cx1="http://schemas.microsoft.com/office/drawing/2015/9/8/chartex" xmlns:cx2="http://schemas.microsoft.com/office/drawing/2015/10/21/chartex" xmlns:cx3="http://schemas.microsoft.com/office/drawing/2016/5/9/chartex" xmlns:cx4="http://schemas.microsoft.com/office/drawing/2016/5/10/chartex" xmlns:cx5="http://schemas.microsoft.com/office/drawing/2016/5/11/chartex" xmlns:cx6="http://schemas.microsoft.com/office/drawing/2016/5/12/chartex" xmlns:cx7="http://schemas.microsoft.com/office/drawing/2016/5/13/chartex" xmlns:cx8="http://schemas.microsoft.com/office/drawing/2016/5/14/chartex" xmlns:mc="http://schemas.openxmlformats.org/markup-compatibility/2006" xmlns:aink="http://schemas.microsoft.com/office/drawing/2016/ink" xmlns:am3d="http://schemas.microsoft.com/office/drawing/2017/model3d" xmlns:o="urn:schemas-microsoft-com:office:office" xmlns:oel="http://schemas.microsoft.com/office/2019/extlst" xmlns:r="http://schemas.openxmlformats.org/officeDocument/2006/relationships" xmlns:m="http://schemas.openxmlformats.org/officeDocument/2006/math" xmlns:v="urn:schemas-microsoft-com:vml" xmlns:wp14="http://schemas.microsoft.com/office/word/2010/wordprocessingDrawing" xmlns:wp="http://schemas.openxmlformats.org/drawingml/2006/wordprocessingDrawing" xmlns:w10="urn:schemas-microsoft-com:office:word" xmlns:w="http://schemas.openxmlformats.org/wordprocessingml/2006/main" xmlns:w14="http://schemas.microsoft.com/office/word/2010/wordml" xmlns:w15="http://schemas.microsoft.com/office/word/2012/wordml" xmlns:w16cex="http://schemas.microsoft.com/office/word/2018/wordml/cex" xmlns:w16cid="http://schemas.microsoft.com/office/word/2016/wordml/cid" xmlns:w16="http://schemas.microsoft.com/office/word/2018/wordml" xmlns:w16du="http://schemas.microsoft.com/office/word/2023/wordml/word16du" xmlns:w16sdtdh="http://schemas.microsoft.com/office/word/2020/wordml/sdtdatahash" xmlns:w16sdtfl="http://schemas.microsoft.com/office/word/2024/wordml/sdtformatlock" xmlns:w16se="http://schemas.microsoft.com/office/word/2015/wordml/symex" xmlns:wpg="http://schemas.microsoft.com/office/word/2010/wordprocessingGroup" xmlns:wpi="http://schemas.microsoft.com/office/word/2010/wordprocessingInk" xmlns:wne="http://schemas.microsoft.com/office/word/2006/wordml" xmlns:wps="http://schemas.microsoft.com/office/word/2010/wordprocessingShape" mc:Ignorable="w14 w15 w16se w16cid w16 w16cex w16sdtdh w16sdtfl w16du wp14">
+  <w:endnote w:type="separator" w:id="-1">
+    <w:p>
+      <w:pPr>
+        <w:spacing w:after="0" w:line="240" w:lineRule="auto"/>
+      </w:pPr>
+      <w:r>
+        <w:separator/>
+      </w:r>
+    </w:p>
+  </w:endnote>
+  <w:endnote w:type="continuationSeparator" w:id="0">
+    <w:p>
+      <w:pPr>
+        <w:spacing w:after="0" w:line="240" w:lineRule="auto"/>
+      </w:pPr>
+      <w:r>
+        <w:continuationSeparator/>
+      </w:r>
+    </w:p>
+  </w:endnote>
+</w:endnotes>
+</file>
+
+<file path=word/footer1.xml><?xml version="1.0" encoding="utf-8"?>
+<w:ftr xmlns:wpc="http://schemas.microsoft.com/office/word/2010/wordprocessingCanvas" xmlns:cx="http://schemas.microsoft.com/office/drawing/2014/chartex" xmlns:cx1="http://schemas.microsoft.com/office/drawing/2015/9/8/chartex" xmlns:cx2="http://schemas.microsoft.com/office/drawing/2015/10/21/chartex" xmlns:cx3="http://schemas.microsoft.com/office/drawing/2016/5/9/chartex" xmlns:cx4="http://schemas.microsoft.com/office/drawing/2016/5/10/chartex" xmlns:cx5="http://schemas.microsoft.com/office/drawing/2016/5/11/chartex" xmlns:cx6="http://schemas.microsoft.com/office/drawing/2016/5/12/chartex" xmlns:cx7="http://schemas.microsoft.com/office/drawing/2016/5/13/chartex" xmlns:cx8="http://schemas.microsoft.com/office/drawing/2016/5/14/chartex" xmlns:mc="http://schemas.openxmlformats.org/markup-compatibility/2006" xmlns:aink="http://schemas.microsoft.com/office/drawing/2016/ink" xmlns:am3d="http://schemas.microsoft.com/office/drawing/2017/model3d" xmlns:o="urn:schemas-microsoft-com:office:office" xmlns:oel="http://schemas.microsoft.com/office/2019/extlst" xmlns:r="http://schemas.openxmlformats.org/officeDocument/2006/relationships" xmlns:m="http://schemas.openxmlformats.org/officeDocument/2006/math" xmlns:v="urn:schemas-microsoft-com:vml" xmlns:wp14="http://schemas.microsoft.com/office/word/2010/wordprocessingDrawing" xmlns:wp="http://schemas.openxmlformats.org/drawingml/2006/wordprocessingDrawing" xmlns:w10="urn:schemas-microsoft-com:office:word" xmlns:w="http://schemas.openxmlformats.org/wordprocessingml/2006/main" xmlns:w14="http://schemas.microsoft.com/office/word/2010/wordml" xmlns:w15="http://schemas.microsoft.com/office/word/2012/wordml" xmlns:w16cex="http://schemas.microsoft.com/office/word/2018/wordml/cex" xmlns:w16cid="http://schemas.microsoft.com/office/word/2016/wordml/cid" xmlns:w16="http://schemas.microsoft.com/office/word/2018/wordml" xmlns:w16du="http://schemas.microsoft.com/office/word/2023/wordml/word16du" xmlns:w16sdtdh="http://schemas.microsoft.com/office/word/2020/wordml/sdtdatahash" xmlns:w16sdtfl="http://schemas.microsoft.com/office/word/2024/wordml/sdtformatlock" xmlns:w16se="http://schemas.microsoft.com/office/word/2015/wordml/symex" xmlns:wpg="http://schemas.microsoft.com/office/word/2010/wordprocessingGroup" xmlns:wpi="http://schemas.microsoft.com/office/word/2010/wordprocessingInk" xmlns:wne="http://schemas.microsoft.com/office/word/2006/wordml" xmlns:wps="http://schemas.microsoft.com/office/word/2010/wordprocessingShape" mc:Ignorable="w14 w15 w16se w16cid w16 w16cex w16sdtdh w16sdtfl w16du wp14">
+  <w:sdt>
+    <w:sdtPr>
+      <w:id w:val="-449013409"/>
+      <w:docPartObj>
+        <w:docPartGallery w:val="Page Numbers (Bottom of Page)"/>
+        <w:docPartUnique/>
+      </w:docPartObj>
+    </w:sdtPr>
+    <w:sdtContent>
+      <w:sdt>
+        <w:sdtPr>
+          <w:id w:val="1728636285"/>
+          <w:docPartObj>
+            <w:docPartGallery w:val="Page Numbers (Top of Page)"/>
+            <w:docPartUnique/>
+          </w:docPartObj>
+        </w:sdtPr>
+        <w:sdtContent>
+          <w:p>
+            <w:pPr>
+              <w:pStyle w:val="Footer"/>
+              <w:jc w:val="center"/>
+            </w:pPr>
+            <w:r>
+              <w:t xml:space="preserve">Page </w:t>
+            </w:r>
+            <w:r>
+              <w:rPr>
+                <w:b/>
+                <w:bCs/>
+                <w:sz w:val="24"/>
+                <w:szCs w:val="24"/>
+              </w:rPr>
+              <w:fldChar w:fldCharType="begin"/>
+            </w:r>
+            <w:r>
+              <w:rPr>
+                <w:b/>
+                <w:bCs/>
+              </w:rPr>
+              <w:instrText>PAGE</w:instrText>
+            </w:r>
+            <w:r>
+              <w:rPr>
+                <w:b/>
+                <w:bCs/>
+                <w:sz w:val="24"/>
+                <w:szCs w:val="24"/>
+              </w:rPr>
+              <w:fldChar w:fldCharType="separate"/>
+            </w:r>
+            <w:r>
+              <w:rPr>
+                <w:b/>
+                <w:bCs/>
+              </w:rPr>
+              <w:t>2</w:t>
+            </w:r>
+            <w:r>
+              <w:rPr>
+                <w:b/>
+                <w:bCs/>
+                <w:sz w:val="24"/>
+                <w:szCs w:val="24"/>
+              </w:rPr>
+              <w:fldChar w:fldCharType="end"/>
+            </w:r>
+            <w:r>
+              <w:t xml:space="preserve"> of </w:t>
+            </w:r>
+            <w:r>
+              <w:rPr>
+                <w:b/>
+                <w:bCs/>
+                <w:sz w:val="24"/>
+                <w:szCs w:val="24"/>
+              </w:rPr>
+              <w:fldChar w:fldCharType="begin"/>
+            </w:r>
+            <w:r>
+              <w:rPr>
+                <w:b/>
+                <w:bCs/>
+              </w:rPr>
+              <w:instrText>NUMPAGES</w:instrText>
+            </w:r>
+            <w:r>
+              <w:rPr>
+                <w:b/>
+                <w:bCs/>
+                <w:sz w:val="24"/>
+                <w:szCs w:val="24"/>
+              </w:rPr>
+              <w:fldChar w:fldCharType="separate"/>
+            </w:r>
+            <w:r>
+              <w:rPr>
+                <w:b/>
+                <w:bCs/>
+              </w:rPr>
+              <w:t>2</w:t>
+            </w:r>
+            <w:r>
+              <w:rPr>
+                <w:b/>
+                <w:bCs/>
+                <w:sz w:val="24"/>
+                <w:szCs w:val="24"/>
+              </w:rPr>
+              <w:fldChar w:fldCharType="end"/>
+            </w:r>
+          </w:p>
+        </w:sdtContent>
+      </w:sdt>
+    </w:sdtContent>
+  </w:sdt>
+  <w:p>
+    <w:pPr>
+      <w:pStyle w:val="Footer"/>
+    </w:pPr>
+  </w:p>
+</w:ftr>
+</file>
+
+<file path=word/footnotes.xml><?xml version="1.0" encoding="utf-8"?>
+<w:footnotes xmlns:wpc="http://schemas.microsoft.com/office/word/2010/wordprocessingCanvas" xmlns:cx="http://schemas.microsoft.com/office/drawing/2014/chartex" xmlns:cx1="http://schemas.microsoft.com/office/drawing/2015/9/8/chartex" xmlns:cx2="http://schemas.microsoft.com/office/drawing/2015/10/21/chartex" xmlns:cx3="http://schemas.microsoft.com/office/drawing/2016/5/9/chartex" xmlns:cx4="http://schemas.microsoft.com/office/drawing/2016/5/10/chartex" xmlns:cx5="http://schemas.microsoft.com/office/drawing/2016/5/11/chartex" xmlns:cx6="http://schemas.microsoft.com/office/drawing/2016/5/12/chartex" xmlns:cx7="http://schemas.microsoft.com/office/drawing/2016/5/13/chartex" xmlns:cx8="http://schemas.microsoft.com/office/drawing/2016/5/14/chartex" xmlns:mc="http://schemas.openxmlformats.org/markup-compatibility/2006" xmlns:aink="http://schemas.microsoft.com/office/drawing/2016/ink" xmlns:am3d="http://schemas.microsoft.com/office/drawing/2017/model3d" xmlns:o="urn:schemas-microsoft-com:office:office" xmlns:oel="http://schemas.microsoft.com/office/2019/extlst" xmlns:r="http://schemas.openxmlformats.org/officeDocument/2006/relationships" xmlns:m="http://schemas.openxmlformats.org/officeDocument/2006/math" xmlns:v="urn:schemas-microsoft-com:vml" xmlns:wp14="http://schemas.microsoft.com/office/word/2010/wordprocessingDrawing" xmlns:wp="http://schemas.openxmlformats.org/drawingml/2006/wordprocessingDrawing" xmlns:w10="urn:schemas-microsoft-com:office:word" xmlns:w="http://schemas.openxmlformats.org/wordprocessingml/2006/main" xmlns:w14="http://schemas.microsoft.com/office/word/2010/wordml" xmlns:w15="http://schemas.microsoft.com/office/word/2012/wordml" xmlns:w16cex="http://schemas.microsoft.com/office/word/2018/wordml/cex" xmlns:w16cid="http://schemas.microsoft.com/office/word/2016/wordml/cid" xmlns:w16="http://schemas.microsoft.com/office/word/2018/wordml" xmlns:w16du="http://schemas.microsoft.com/office/word/2023/wordml/word16du" xmlns:w16sdtdh="http://schemas.microsoft.com/office/word/2020/wordml/sdtdatahash" xmlns:w16sdtfl="http://schemas.microsoft.com/office/word/2024/wordml/sdtformatlock" xmlns:w16se="http://schemas.microsoft.com/office/word/2015/wordml/symex" xmlns:wpg="http://schemas.microsoft.com/office/word/2010/wordprocessingGroup" xmlns:wpi="http://schemas.microsoft.com/office/word/2010/wordprocessingInk" xmlns:wne="http://schemas.microsoft.com/office/word/2006/wordml" xmlns:wps="http://schemas.microsoft.com/office/word/2010/wordprocessingShape" mc:Ignorable="w14 w15 w16se w16cid w16 w16cex w16sdtdh w16sdtfl w16du wp14">
+  <w:footnote w:type="separator" w:id="-1">
+    <w:p>
+      <w:pPr>
+        <w:spacing w:after="0" w:line="240" w:lineRule="auto"/>
+      </w:pPr>
+      <w:r>
+        <w:separator/>
+      </w:r>
+    </w:p>
+  </w:footnote>
+  <w:footnote w:type="continuationSeparator" w:id="0">
+    <w:p>
+      <w:pPr>
+        <w:spacing w:after="0" w:line="240" w:lineRule="auto"/>
+      </w:pPr>
+      <w:r>
+        <w:continuationSeparator/>
+      </w:r>
+    </w:p>
+  </w:footnote>
+</w:footnotes>
+</file>
+
 <file path=word/numbering.xml><?xml version="1.0" encoding="utf-8"?>
 <w:numbering xmlns:wpc="http://schemas.microsoft.com/office/word/2010/wordprocessingCanvas" xmlns:cx="http://schemas.microsoft.com/office/drawing/2014/chartex" xmlns:cx1="http://schemas.microsoft.com/office/drawing/2015/9/8/chartex" xmlns:cx2="http://schemas.microsoft.com/office/drawing/2015/10/21/chartex" xmlns:cx3="http://schemas.microsoft.com/office/drawing/2016/5/9/chartex" xmlns:cx4="http://schemas.microsoft.com/office/drawing/2016/5/10/chartex" xmlns:cx5="http://schemas.microsoft.com/office/drawing/2016/5/11/chartex" xmlns:cx6="http://schemas.microsoft.com/office/drawing/2016/5/12/chartex" xmlns:cx7="http://schemas.microsoft.com/office/drawing/2016/5/13/chartex" xmlns:cx8="http://schemas.microsoft.com/office/drawing/2016/5/14/chartex" xmlns:mc="http://schemas.openxmlformats.org/markup-compatibility/2006" xmlns:aink="http://schemas.microsoft.com/office/drawing/2016/ink" xmlns:am3d="http://schemas.microsoft.com/office/drawing/2017/model3d" xmlns:o="urn:schemas-microsoft-com:office:office" xmlns:oel="http://schemas.microsoft.com/office/2019/extlst" xmlns:r="http://schemas.openxmlformats.org/officeDocument/2006/relationships" xmlns:m="http://schemas.openxmlformats.org/officeDocument/2006/math" xmlns:v="urn:schemas-microsoft-com:vml" xmlns:wp14="http://schemas.microsoft.com/office/word/2010/wordprocessingDrawing" xmlns:wp="http://schemas.openxmlformats.org/drawingml/2006/wordprocessingDrawing" xmlns:w10="urn:schemas-microsoft-com:office:word" xmlns:w="http://schemas.openxmlformats.org/wordprocessingml/2006/main" xmlns:w14="http://schemas.microsoft.com/office/word/2010/wordml" xmlns:w15="http://schemas.microsoft.com/office/word/2012/wordml" xmlns:w16cex="http://schemas.microsoft.com/office/word/2018/wordml/cex" xmlns:w16cid="http://schemas.microsoft.com/office/word/2016/wordml/cid" xmlns:w16="http://schemas.microsoft.com/office/word/2018/wordml" xmlns:w16du="http://schemas.microsoft.com/office/word/2023/wordml/word16du" xmlns:w16sdtdh="http://schemas.microsoft.com/office/word/2020/wordml/sdtdatahash" xmlns:w16sdtfl="http://schemas.microsoft.com/office/word/2024/wordml/sdtformatlock" xmlns:w16se="http://schemas.microsoft.com/office/word/2015/wordml/symex" xmlns:wpg="http://schemas.microsoft.com/office/word/2010/wordprocessingGroup" xmlns:wpi="http://schemas.microsoft.com/office/word/2010/wordprocessingInk" xmlns:wne="http://schemas.microsoft.com/office/word/2006/wordml" xmlns:wps="http://schemas.microsoft.com/office/word/2010/wordprocessingShape" mc:Ignorable="w14 w15 w16se w16cid w16 w16cex w16sdtdh w16sdtfl w16du wp14">
   <w:abstractNum w:abstractNumId="0" w15:restartNumberingAfterBreak="0">
@@ -1786,6 +2248,155 @@
     </w:lvl>
   </w:abstractNum>
   <w:abstractNum w:abstractNumId="6" w15:restartNumberingAfterBreak="0">
+    <w:nsid w:val="1FE24715"/>
+    <w:multiLevelType w:val="multilevel"/>
+    <w:tmpl w:val="5D088EE0"/>
+    <w:lvl w:ilvl="0">
+      <w:start w:val="1"/>
+      <w:numFmt w:val="bullet"/>
+      <w:lvlText w:val=""/>
+      <w:lvlJc w:val="left"/>
+      <w:pPr>
+        <w:tabs>
+          <w:tab w:val="num" w:pos="720"/>
+        </w:tabs>
+        <w:ind w:left="720" w:hanging="360"/>
+      </w:pPr>
+      <w:rPr>
+        <w:rFonts w:ascii="Symbol" w:hAnsi="Symbol" w:hint="default"/>
+        <w:sz w:val="20"/>
+      </w:rPr>
+    </w:lvl>
+    <w:lvl w:ilvl="1" w:tentative="1">
+      <w:start w:val="1"/>
+      <w:numFmt w:val="bullet"/>
+      <w:lvlText w:val="o"/>
+      <w:lvlJc w:val="left"/>
+      <w:pPr>
+        <w:tabs>
+          <w:tab w:val="num" w:pos="1440"/>
+        </w:tabs>
+        <w:ind w:left="1440" w:hanging="360"/>
+      </w:pPr>
+      <w:rPr>
+        <w:rFonts w:ascii="Courier New" w:hAnsi="Courier New" w:hint="default"/>
+        <w:sz w:val="20"/>
+      </w:rPr>
+    </w:lvl>
+    <w:lvl w:ilvl="2" w:tentative="1">
+      <w:start w:val="1"/>
+      <w:numFmt w:val="bullet"/>
+      <w:lvlText w:val=""/>
+      <w:lvlJc w:val="left"/>
+      <w:pPr>
+        <w:tabs>
+          <w:tab w:val="num" w:pos="2160"/>
+        </w:tabs>
+        <w:ind w:left="2160" w:hanging="360"/>
+      </w:pPr>
+      <w:rPr>
+        <w:rFonts w:ascii="Wingdings" w:hAnsi="Wingdings" w:hint="default"/>
+        <w:sz w:val="20"/>
+      </w:rPr>
+    </w:lvl>
+    <w:lvl w:ilvl="3" w:tentative="1">
+      <w:start w:val="1"/>
+      <w:numFmt w:val="bullet"/>
+      <w:lvlText w:val=""/>
+      <w:lvlJc w:val="left"/>
+      <w:pPr>
+        <w:tabs>
+          <w:tab w:val="num" w:pos="2880"/>
+        </w:tabs>
+        <w:ind w:left="2880" w:hanging="360"/>
+      </w:pPr>
+      <w:rPr>
+        <w:rFonts w:ascii="Wingdings" w:hAnsi="Wingdings" w:hint="default"/>
+        <w:sz w:val="20"/>
+      </w:rPr>
+    </w:lvl>
+    <w:lvl w:ilvl="4" w:tentative="1">
+      <w:start w:val="1"/>
+      <w:numFmt w:val="bullet"/>
+      <w:lvlText w:val=""/>
+      <w:lvlJc w:val="left"/>
+      <w:pPr>
+        <w:tabs>
+          <w:tab w:val="num" w:pos="3600"/>
+        </w:tabs>
+        <w:ind w:left="3600" w:hanging="360"/>
+      </w:pPr>
+      <w:rPr>
+        <w:rFonts w:ascii="Wingdings" w:hAnsi="Wingdings" w:hint="default"/>
+        <w:sz w:val="20"/>
+      </w:rPr>
+    </w:lvl>
+    <w:lvl w:ilvl="5" w:tentative="1">
+      <w:start w:val="1"/>
+      <w:numFmt w:val="bullet"/>
+      <w:lvlText w:val=""/>
+      <w:lvlJc w:val="left"/>
+      <w:pPr>
+        <w:tabs>
+          <w:tab w:val="num" w:pos="4320"/>
+        </w:tabs>
+        <w:ind w:left="4320" w:hanging="360"/>
+      </w:pPr>
+      <w:rPr>
+        <w:rFonts w:ascii="Wingdings" w:hAnsi="Wingdings" w:hint="default"/>
+        <w:sz w:val="20"/>
+      </w:rPr>
+    </w:lvl>
+    <w:lvl w:ilvl="6" w:tentative="1">
+      <w:start w:val="1"/>
+      <w:numFmt w:val="bullet"/>
+      <w:lvlText w:val=""/>
+      <w:lvlJc w:val="left"/>
+      <w:pPr>
+        <w:tabs>
+          <w:tab w:val="num" w:pos="5040"/>
+        </w:tabs>
+        <w:ind w:left="5040" w:hanging="360"/>
+      </w:pPr>
+      <w:rPr>
+        <w:rFonts w:ascii="Wingdings" w:hAnsi="Wingdings" w:hint="default"/>
+        <w:sz w:val="20"/>
+      </w:rPr>
+    </w:lvl>
+    <w:lvl w:ilvl="7" w:tentative="1">
+      <w:start w:val="1"/>
+      <w:numFmt w:val="bullet"/>
+      <w:lvlText w:val=""/>
+      <w:lvlJc w:val="left"/>
+      <w:pPr>
+        <w:tabs>
+          <w:tab w:val="num" w:pos="5760"/>
+        </w:tabs>
+        <w:ind w:left="5760" w:hanging="360"/>
+      </w:pPr>
+      <w:rPr>
+        <w:rFonts w:ascii="Wingdings" w:hAnsi="Wingdings" w:hint="default"/>
+        <w:sz w:val="20"/>
+      </w:rPr>
+    </w:lvl>
+    <w:lvl w:ilvl="8" w:tentative="1">
+      <w:start w:val="1"/>
+      <w:numFmt w:val="bullet"/>
+      <w:lvlText w:val=""/>
+      <w:lvlJc w:val="left"/>
+      <w:pPr>
+        <w:tabs>
+          <w:tab w:val="num" w:pos="6480"/>
+        </w:tabs>
+        <w:ind w:left="6480" w:hanging="360"/>
+      </w:pPr>
+      <w:rPr>
+        <w:rFonts w:ascii="Wingdings" w:hAnsi="Wingdings" w:hint="default"/>
+        <w:sz w:val="20"/>
+      </w:rPr>
+    </w:lvl>
+  </w:abstractNum>
+  <w:abstractNum w:abstractNumId="7" w15:restartNumberingAfterBreak="0">
     <w:nsid w:val="22A84C72"/>
     <w:multiLevelType w:val="multilevel"/>
     <w:tmpl w:val="EA86C824"/>
@@ -1934,7 +2545,7 @@
       </w:rPr>
     </w:lvl>
   </w:abstractNum>
-  <w:abstractNum w:abstractNumId="7" w15:restartNumberingAfterBreak="0">
+  <w:abstractNum w:abstractNumId="8" w15:restartNumberingAfterBreak="0">
     <w:nsid w:val="25ED3013"/>
     <w:multiLevelType w:val="multilevel"/>
     <w:tmpl w:val="2F06678C"/>
@@ -2083,7 +2694,7 @@
       </w:rPr>
     </w:lvl>
   </w:abstractNum>
-  <w:abstractNum w:abstractNumId="8" w15:restartNumberingAfterBreak="0">
+  <w:abstractNum w:abstractNumId="9" w15:restartNumberingAfterBreak="0">
     <w:nsid w:val="2BDE13DC"/>
     <w:multiLevelType w:val="multilevel"/>
     <w:tmpl w:val="46B019E4"/>
@@ -2232,7 +2843,7 @@
       </w:rPr>
     </w:lvl>
   </w:abstractNum>
-  <w:abstractNum w:abstractNumId="9" w15:restartNumberingAfterBreak="0">
+  <w:abstractNum w:abstractNumId="10" w15:restartNumberingAfterBreak="0">
     <w:nsid w:val="2C207EC8"/>
     <w:multiLevelType w:val="multilevel"/>
     <w:tmpl w:val="1764C352"/>
@@ -2381,7 +2992,7 @@
       </w:rPr>
     </w:lvl>
   </w:abstractNum>
-  <w:abstractNum w:abstractNumId="10" w15:restartNumberingAfterBreak="0">
+  <w:abstractNum w:abstractNumId="11" w15:restartNumberingAfterBreak="0">
     <w:nsid w:val="2F580267"/>
     <w:multiLevelType w:val="multilevel"/>
     <w:tmpl w:val="AE58E6F0"/>
@@ -2530,7 +3141,7 @@
       </w:rPr>
     </w:lvl>
   </w:abstractNum>
-  <w:abstractNum w:abstractNumId="11" w15:restartNumberingAfterBreak="0">
+  <w:abstractNum w:abstractNumId="12" w15:restartNumberingAfterBreak="0">
     <w:nsid w:val="332F4965"/>
     <w:multiLevelType w:val="multilevel"/>
     <w:tmpl w:val="F46ED98A"/>
@@ -2679,7 +3290,7 @@
       </w:rPr>
     </w:lvl>
   </w:abstractNum>
-  <w:abstractNum w:abstractNumId="12" w15:restartNumberingAfterBreak="0">
+  <w:abstractNum w:abstractNumId="13" w15:restartNumberingAfterBreak="0">
     <w:nsid w:val="33E35175"/>
     <w:multiLevelType w:val="multilevel"/>
     <w:tmpl w:val="650A8AA6"/>
@@ -2828,7 +3439,156 @@
       </w:rPr>
     </w:lvl>
   </w:abstractNum>
-  <w:abstractNum w:abstractNumId="13" w15:restartNumberingAfterBreak="0">
+  <w:abstractNum w:abstractNumId="14" w15:restartNumberingAfterBreak="0">
+    <w:nsid w:val="380735C4"/>
+    <w:multiLevelType w:val="multilevel"/>
+    <w:tmpl w:val="DF2C29B6"/>
+    <w:lvl w:ilvl="0">
+      <w:start w:val="1"/>
+      <w:numFmt w:val="bullet"/>
+      <w:lvlText w:val=""/>
+      <w:lvlJc w:val="left"/>
+      <w:pPr>
+        <w:tabs>
+          <w:tab w:val="num" w:pos="720"/>
+        </w:tabs>
+        <w:ind w:left="720" w:hanging="360"/>
+      </w:pPr>
+      <w:rPr>
+        <w:rFonts w:ascii="Symbol" w:hAnsi="Symbol" w:hint="default"/>
+        <w:sz w:val="20"/>
+      </w:rPr>
+    </w:lvl>
+    <w:lvl w:ilvl="1" w:tentative="1">
+      <w:start w:val="1"/>
+      <w:numFmt w:val="bullet"/>
+      <w:lvlText w:val="o"/>
+      <w:lvlJc w:val="left"/>
+      <w:pPr>
+        <w:tabs>
+          <w:tab w:val="num" w:pos="1440"/>
+        </w:tabs>
+        <w:ind w:left="1440" w:hanging="360"/>
+      </w:pPr>
+      <w:rPr>
+        <w:rFonts w:ascii="Courier New" w:hAnsi="Courier New" w:hint="default"/>
+        <w:sz w:val="20"/>
+      </w:rPr>
+    </w:lvl>
+    <w:lvl w:ilvl="2" w:tentative="1">
+      <w:start w:val="1"/>
+      <w:numFmt w:val="bullet"/>
+      <w:lvlText w:val=""/>
+      <w:lvlJc w:val="left"/>
+      <w:pPr>
+        <w:tabs>
+          <w:tab w:val="num" w:pos="2160"/>
+        </w:tabs>
+        <w:ind w:left="2160" w:hanging="360"/>
+      </w:pPr>
+      <w:rPr>
+        <w:rFonts w:ascii="Wingdings" w:hAnsi="Wingdings" w:hint="default"/>
+        <w:sz w:val="20"/>
+      </w:rPr>
+    </w:lvl>
+    <w:lvl w:ilvl="3" w:tentative="1">
+      <w:start w:val="1"/>
+      <w:numFmt w:val="bullet"/>
+      <w:lvlText w:val=""/>
+      <w:lvlJc w:val="left"/>
+      <w:pPr>
+        <w:tabs>
+          <w:tab w:val="num" w:pos="2880"/>
+        </w:tabs>
+        <w:ind w:left="2880" w:hanging="360"/>
+      </w:pPr>
+      <w:rPr>
+        <w:rFonts w:ascii="Wingdings" w:hAnsi="Wingdings" w:hint="default"/>
+        <w:sz w:val="20"/>
+      </w:rPr>
+    </w:lvl>
+    <w:lvl w:ilvl="4" w:tentative="1">
+      <w:start w:val="1"/>
+      <w:numFmt w:val="bullet"/>
+      <w:lvlText w:val=""/>
+      <w:lvlJc w:val="left"/>
+      <w:pPr>
+        <w:tabs>
+          <w:tab w:val="num" w:pos="3600"/>
+        </w:tabs>
+        <w:ind w:left="3600" w:hanging="360"/>
+      </w:pPr>
+      <w:rPr>
+        <w:rFonts w:ascii="Wingdings" w:hAnsi="Wingdings" w:hint="default"/>
+        <w:sz w:val="20"/>
+      </w:rPr>
+    </w:lvl>
+    <w:lvl w:ilvl="5" w:tentative="1">
+      <w:start w:val="1"/>
+      <w:numFmt w:val="bullet"/>
+      <w:lvlText w:val=""/>
+      <w:lvlJc w:val="left"/>
+      <w:pPr>
+        <w:tabs>
+          <w:tab w:val="num" w:pos="4320"/>
+        </w:tabs>
+        <w:ind w:left="4320" w:hanging="360"/>
+      </w:pPr>
+      <w:rPr>
+        <w:rFonts w:ascii="Wingdings" w:hAnsi="Wingdings" w:hint="default"/>
+        <w:sz w:val="20"/>
+      </w:rPr>
+    </w:lvl>
+    <w:lvl w:ilvl="6" w:tentative="1">
+      <w:start w:val="1"/>
+      <w:numFmt w:val="bullet"/>
+      <w:lvlText w:val=""/>
+      <w:lvlJc w:val="left"/>
+      <w:pPr>
+        <w:tabs>
+          <w:tab w:val="num" w:pos="5040"/>
+        </w:tabs>
+        <w:ind w:left="5040" w:hanging="360"/>
+      </w:pPr>
+      <w:rPr>
+        <w:rFonts w:ascii="Wingdings" w:hAnsi="Wingdings" w:hint="default"/>
+        <w:sz w:val="20"/>
+      </w:rPr>
+    </w:lvl>
+    <w:lvl w:ilvl="7" w:tentative="1">
+      <w:start w:val="1"/>
+      <w:numFmt w:val="bullet"/>
+      <w:lvlText w:val=""/>
+      <w:lvlJc w:val="left"/>
+      <w:pPr>
+        <w:tabs>
+          <w:tab w:val="num" w:pos="5760"/>
+        </w:tabs>
+        <w:ind w:left="5760" w:hanging="360"/>
+      </w:pPr>
+      <w:rPr>
+        <w:rFonts w:ascii="Wingdings" w:hAnsi="Wingdings" w:hint="default"/>
+        <w:sz w:val="20"/>
+      </w:rPr>
+    </w:lvl>
+    <w:lvl w:ilvl="8" w:tentative="1">
+      <w:start w:val="1"/>
+      <w:numFmt w:val="bullet"/>
+      <w:lvlText w:val=""/>
+      <w:lvlJc w:val="left"/>
+      <w:pPr>
+        <w:tabs>
+          <w:tab w:val="num" w:pos="6480"/>
+        </w:tabs>
+        <w:ind w:left="6480" w:hanging="360"/>
+      </w:pPr>
+      <w:rPr>
+        <w:rFonts w:ascii="Wingdings" w:hAnsi="Wingdings" w:hint="default"/>
+        <w:sz w:val="20"/>
+      </w:rPr>
+    </w:lvl>
+  </w:abstractNum>
+  <w:abstractNum w:abstractNumId="15" w15:restartNumberingAfterBreak="0">
     <w:nsid w:val="3A657695"/>
     <w:multiLevelType w:val="multilevel"/>
     <w:tmpl w:val="241804CE"/>
@@ -2977,7 +3737,7 @@
       </w:rPr>
     </w:lvl>
   </w:abstractNum>
-  <w:abstractNum w:abstractNumId="14" w15:restartNumberingAfterBreak="0">
+  <w:abstractNum w:abstractNumId="16" w15:restartNumberingAfterBreak="0">
     <w:nsid w:val="3F862A08"/>
     <w:multiLevelType w:val="multilevel"/>
     <w:tmpl w:val="82E4C6FA"/>
@@ -3126,7 +3886,7 @@
       </w:rPr>
     </w:lvl>
   </w:abstractNum>
-  <w:abstractNum w:abstractNumId="15" w15:restartNumberingAfterBreak="0">
+  <w:abstractNum w:abstractNumId="17" w15:restartNumberingAfterBreak="0">
     <w:nsid w:val="3FC64FE8"/>
     <w:multiLevelType w:val="multilevel"/>
     <w:tmpl w:val="5616E1A8"/>
@@ -3275,7 +4035,305 @@
       </w:rPr>
     </w:lvl>
   </w:abstractNum>
-  <w:abstractNum w:abstractNumId="16" w15:restartNumberingAfterBreak="0">
+  <w:abstractNum w:abstractNumId="18" w15:restartNumberingAfterBreak="0">
+    <w:nsid w:val="4F1C30D2"/>
+    <w:multiLevelType w:val="multilevel"/>
+    <w:tmpl w:val="6F28E9D0"/>
+    <w:lvl w:ilvl="0">
+      <w:start w:val="1"/>
+      <w:numFmt w:val="bullet"/>
+      <w:lvlText w:val=""/>
+      <w:lvlJc w:val="left"/>
+      <w:pPr>
+        <w:tabs>
+          <w:tab w:val="num" w:pos="720"/>
+        </w:tabs>
+        <w:ind w:left="720" w:hanging="360"/>
+      </w:pPr>
+      <w:rPr>
+        <w:rFonts w:ascii="Symbol" w:hAnsi="Symbol" w:hint="default"/>
+        <w:sz w:val="20"/>
+      </w:rPr>
+    </w:lvl>
+    <w:lvl w:ilvl="1" w:tentative="1">
+      <w:start w:val="1"/>
+      <w:numFmt w:val="bullet"/>
+      <w:lvlText w:val="o"/>
+      <w:lvlJc w:val="left"/>
+      <w:pPr>
+        <w:tabs>
+          <w:tab w:val="num" w:pos="1440"/>
+        </w:tabs>
+        <w:ind w:left="1440" w:hanging="360"/>
+      </w:pPr>
+      <w:rPr>
+        <w:rFonts w:ascii="Courier New" w:hAnsi="Courier New" w:hint="default"/>
+        <w:sz w:val="20"/>
+      </w:rPr>
+    </w:lvl>
+    <w:lvl w:ilvl="2" w:tentative="1">
+      <w:start w:val="1"/>
+      <w:numFmt w:val="bullet"/>
+      <w:lvlText w:val=""/>
+      <w:lvlJc w:val="left"/>
+      <w:pPr>
+        <w:tabs>
+          <w:tab w:val="num" w:pos="2160"/>
+        </w:tabs>
+        <w:ind w:left="2160" w:hanging="360"/>
+      </w:pPr>
+      <w:rPr>
+        <w:rFonts w:ascii="Wingdings" w:hAnsi="Wingdings" w:hint="default"/>
+        <w:sz w:val="20"/>
+      </w:rPr>
+    </w:lvl>
+    <w:lvl w:ilvl="3" w:tentative="1">
+      <w:start w:val="1"/>
+      <w:numFmt w:val="bullet"/>
+      <w:lvlText w:val=""/>
+      <w:lvlJc w:val="left"/>
+      <w:pPr>
+        <w:tabs>
+          <w:tab w:val="num" w:pos="2880"/>
+        </w:tabs>
+        <w:ind w:left="2880" w:hanging="360"/>
+      </w:pPr>
+      <w:rPr>
+        <w:rFonts w:ascii="Wingdings" w:hAnsi="Wingdings" w:hint="default"/>
+        <w:sz w:val="20"/>
+      </w:rPr>
+    </w:lvl>
+    <w:lvl w:ilvl="4" w:tentative="1">
+      <w:start w:val="1"/>
+      <w:numFmt w:val="bullet"/>
+      <w:lvlText w:val=""/>
+      <w:lvlJc w:val="left"/>
+      <w:pPr>
+        <w:tabs>
+          <w:tab w:val="num" w:pos="3600"/>
+        </w:tabs>
+        <w:ind w:left="3600" w:hanging="360"/>
+      </w:pPr>
+      <w:rPr>
+        <w:rFonts w:ascii="Wingdings" w:hAnsi="Wingdings" w:hint="default"/>
+        <w:sz w:val="20"/>
+      </w:rPr>
+    </w:lvl>
+    <w:lvl w:ilvl="5" w:tentative="1">
+      <w:start w:val="1"/>
+      <w:numFmt w:val="bullet"/>
+      <w:lvlText w:val=""/>
+      <w:lvlJc w:val="left"/>
+      <w:pPr>
+        <w:tabs>
+          <w:tab w:val="num" w:pos="4320"/>
+        </w:tabs>
+        <w:ind w:left="4320" w:hanging="360"/>
+      </w:pPr>
+      <w:rPr>
+        <w:rFonts w:ascii="Wingdings" w:hAnsi="Wingdings" w:hint="default"/>
+        <w:sz w:val="20"/>
+      </w:rPr>
+    </w:lvl>
+    <w:lvl w:ilvl="6" w:tentative="1">
+      <w:start w:val="1"/>
+      <w:numFmt w:val="bullet"/>
+      <w:lvlText w:val=""/>
+      <w:lvlJc w:val="left"/>
+      <w:pPr>
+        <w:tabs>
+          <w:tab w:val="num" w:pos="5040"/>
+        </w:tabs>
+        <w:ind w:left="5040" w:hanging="360"/>
+      </w:pPr>
+      <w:rPr>
+        <w:rFonts w:ascii="Wingdings" w:hAnsi="Wingdings" w:hint="default"/>
+        <w:sz w:val="20"/>
+      </w:rPr>
+    </w:lvl>
+    <w:lvl w:ilvl="7" w:tentative="1">
+      <w:start w:val="1"/>
+      <w:numFmt w:val="bullet"/>
+      <w:lvlText w:val=""/>
+      <w:lvlJc w:val="left"/>
+      <w:pPr>
+        <w:tabs>
+          <w:tab w:val="num" w:pos="5760"/>
+        </w:tabs>
+        <w:ind w:left="5760" w:hanging="360"/>
+      </w:pPr>
+      <w:rPr>
+        <w:rFonts w:ascii="Wingdings" w:hAnsi="Wingdings" w:hint="default"/>
+        <w:sz w:val="20"/>
+      </w:rPr>
+    </w:lvl>
+    <w:lvl w:ilvl="8" w:tentative="1">
+      <w:start w:val="1"/>
+      <w:numFmt w:val="bullet"/>
+      <w:lvlText w:val=""/>
+      <w:lvlJc w:val="left"/>
+      <w:pPr>
+        <w:tabs>
+          <w:tab w:val="num" w:pos="6480"/>
+        </w:tabs>
+        <w:ind w:left="6480" w:hanging="360"/>
+      </w:pPr>
+      <w:rPr>
+        <w:rFonts w:ascii="Wingdings" w:hAnsi="Wingdings" w:hint="default"/>
+        <w:sz w:val="20"/>
+      </w:rPr>
+    </w:lvl>
+  </w:abstractNum>
+  <w:abstractNum w:abstractNumId="19" w15:restartNumberingAfterBreak="0">
+    <w:nsid w:val="54616567"/>
+    <w:multiLevelType w:val="multilevel"/>
+    <w:tmpl w:val="F482E294"/>
+    <w:lvl w:ilvl="0">
+      <w:start w:val="1"/>
+      <w:numFmt w:val="bullet"/>
+      <w:lvlText w:val=""/>
+      <w:lvlJc w:val="left"/>
+      <w:pPr>
+        <w:tabs>
+          <w:tab w:val="num" w:pos="720"/>
+        </w:tabs>
+        <w:ind w:left="720" w:hanging="360"/>
+      </w:pPr>
+      <w:rPr>
+        <w:rFonts w:ascii="Symbol" w:hAnsi="Symbol" w:hint="default"/>
+        <w:sz w:val="20"/>
+      </w:rPr>
+    </w:lvl>
+    <w:lvl w:ilvl="1" w:tentative="1">
+      <w:start w:val="1"/>
+      <w:numFmt w:val="bullet"/>
+      <w:lvlText w:val="o"/>
+      <w:lvlJc w:val="left"/>
+      <w:pPr>
+        <w:tabs>
+          <w:tab w:val="num" w:pos="1440"/>
+        </w:tabs>
+        <w:ind w:left="1440" w:hanging="360"/>
+      </w:pPr>
+      <w:rPr>
+        <w:rFonts w:ascii="Courier New" w:hAnsi="Courier New" w:hint="default"/>
+        <w:sz w:val="20"/>
+      </w:rPr>
+    </w:lvl>
+    <w:lvl w:ilvl="2" w:tentative="1">
+      <w:start w:val="1"/>
+      <w:numFmt w:val="bullet"/>
+      <w:lvlText w:val=""/>
+      <w:lvlJc w:val="left"/>
+      <w:pPr>
+        <w:tabs>
+          <w:tab w:val="num" w:pos="2160"/>
+        </w:tabs>
+        <w:ind w:left="2160" w:hanging="360"/>
+      </w:pPr>
+      <w:rPr>
+        <w:rFonts w:ascii="Wingdings" w:hAnsi="Wingdings" w:hint="default"/>
+        <w:sz w:val="20"/>
+      </w:rPr>
+    </w:lvl>
+    <w:lvl w:ilvl="3" w:tentative="1">
+      <w:start w:val="1"/>
+      <w:numFmt w:val="bullet"/>
+      <w:lvlText w:val=""/>
+      <w:lvlJc w:val="left"/>
+      <w:pPr>
+        <w:tabs>
+          <w:tab w:val="num" w:pos="2880"/>
+        </w:tabs>
+        <w:ind w:left="2880" w:hanging="360"/>
+      </w:pPr>
+      <w:rPr>
+        <w:rFonts w:ascii="Wingdings" w:hAnsi="Wingdings" w:hint="default"/>
+        <w:sz w:val="20"/>
+      </w:rPr>
+    </w:lvl>
+    <w:lvl w:ilvl="4" w:tentative="1">
+      <w:start w:val="1"/>
+      <w:numFmt w:val="bullet"/>
+      <w:lvlText w:val=""/>
+      <w:lvlJc w:val="left"/>
+      <w:pPr>
+        <w:tabs>
+          <w:tab w:val="num" w:pos="3600"/>
+        </w:tabs>
+        <w:ind w:left="3600" w:hanging="360"/>
+      </w:pPr>
+      <w:rPr>
+        <w:rFonts w:ascii="Wingdings" w:hAnsi="Wingdings" w:hint="default"/>
+        <w:sz w:val="20"/>
+      </w:rPr>
+    </w:lvl>
+    <w:lvl w:ilvl="5" w:tentative="1">
+      <w:start w:val="1"/>
+      <w:numFmt w:val="bullet"/>
+      <w:lvlText w:val=""/>
+      <w:lvlJc w:val="left"/>
+      <w:pPr>
+        <w:tabs>
+          <w:tab w:val="num" w:pos="4320"/>
+        </w:tabs>
+        <w:ind w:left="4320" w:hanging="360"/>
+      </w:pPr>
+      <w:rPr>
+        <w:rFonts w:ascii="Wingdings" w:hAnsi="Wingdings" w:hint="default"/>
+        <w:sz w:val="20"/>
+      </w:rPr>
+    </w:lvl>
+    <w:lvl w:ilvl="6" w:tentative="1">
+      <w:start w:val="1"/>
+      <w:numFmt w:val="bullet"/>
+      <w:lvlText w:val=""/>
+      <w:lvlJc w:val="left"/>
+      <w:pPr>
+        <w:tabs>
+          <w:tab w:val="num" w:pos="5040"/>
+        </w:tabs>
+        <w:ind w:left="5040" w:hanging="360"/>
+      </w:pPr>
+      <w:rPr>
+        <w:rFonts w:ascii="Wingdings" w:hAnsi="Wingdings" w:hint="default"/>
+        <w:sz w:val="20"/>
+      </w:rPr>
+    </w:lvl>
+    <w:lvl w:ilvl="7" w:tentative="1">
+      <w:start w:val="1"/>
+      <w:numFmt w:val="bullet"/>
+      <w:lvlText w:val=""/>
+      <w:lvlJc w:val="left"/>
+      <w:pPr>
+        <w:tabs>
+          <w:tab w:val="num" w:pos="5760"/>
+        </w:tabs>
+        <w:ind w:left="5760" w:hanging="360"/>
+      </w:pPr>
+      <w:rPr>
+        <w:rFonts w:ascii="Wingdings" w:hAnsi="Wingdings" w:hint="default"/>
+        <w:sz w:val="20"/>
+      </w:rPr>
+    </w:lvl>
+    <w:lvl w:ilvl="8" w:tentative="1">
+      <w:start w:val="1"/>
+      <w:numFmt w:val="bullet"/>
+      <w:lvlText w:val=""/>
+      <w:lvlJc w:val="left"/>
+      <w:pPr>
+        <w:tabs>
+          <w:tab w:val="num" w:pos="6480"/>
+        </w:tabs>
+        <w:ind w:left="6480" w:hanging="360"/>
+      </w:pPr>
+      <w:rPr>
+        <w:rFonts w:ascii="Wingdings" w:hAnsi="Wingdings" w:hint="default"/>
+        <w:sz w:val="20"/>
+      </w:rPr>
+    </w:lvl>
+  </w:abstractNum>
+  <w:abstractNum w:abstractNumId="20" w15:restartNumberingAfterBreak="0">
     <w:nsid w:val="56F24880"/>
     <w:multiLevelType w:val="multilevel"/>
     <w:tmpl w:val="3F9EDE92"/>
@@ -3424,7 +4482,7 @@
       </w:rPr>
     </w:lvl>
   </w:abstractNum>
-  <w:abstractNum w:abstractNumId="17" w15:restartNumberingAfterBreak="0">
+  <w:abstractNum w:abstractNumId="21" w15:restartNumberingAfterBreak="0">
     <w:nsid w:val="5979532C"/>
     <w:multiLevelType w:val="multilevel"/>
     <w:tmpl w:val="EAEAB85C"/>
@@ -3573,7 +4631,156 @@
       </w:rPr>
     </w:lvl>
   </w:abstractNum>
-  <w:abstractNum w:abstractNumId="18" w15:restartNumberingAfterBreak="0">
+  <w:abstractNum w:abstractNumId="22" w15:restartNumberingAfterBreak="0">
+    <w:nsid w:val="5A0E0A15"/>
+    <w:multiLevelType w:val="multilevel"/>
+    <w:tmpl w:val="CC1E1BF2"/>
+    <w:lvl w:ilvl="0">
+      <w:start w:val="1"/>
+      <w:numFmt w:val="bullet"/>
+      <w:lvlText w:val=""/>
+      <w:lvlJc w:val="left"/>
+      <w:pPr>
+        <w:tabs>
+          <w:tab w:val="num" w:pos="720"/>
+        </w:tabs>
+        <w:ind w:left="720" w:hanging="360"/>
+      </w:pPr>
+      <w:rPr>
+        <w:rFonts w:ascii="Symbol" w:hAnsi="Symbol" w:hint="default"/>
+        <w:sz w:val="20"/>
+      </w:rPr>
+    </w:lvl>
+    <w:lvl w:ilvl="1" w:tentative="1">
+      <w:start w:val="1"/>
+      <w:numFmt w:val="bullet"/>
+      <w:lvlText w:val="o"/>
+      <w:lvlJc w:val="left"/>
+      <w:pPr>
+        <w:tabs>
+          <w:tab w:val="num" w:pos="1440"/>
+        </w:tabs>
+        <w:ind w:left="1440" w:hanging="360"/>
+      </w:pPr>
+      <w:rPr>
+        <w:rFonts w:ascii="Courier New" w:hAnsi="Courier New" w:hint="default"/>
+        <w:sz w:val="20"/>
+      </w:rPr>
+    </w:lvl>
+    <w:lvl w:ilvl="2" w:tentative="1">
+      <w:start w:val="1"/>
+      <w:numFmt w:val="bullet"/>
+      <w:lvlText w:val=""/>
+      <w:lvlJc w:val="left"/>
+      <w:pPr>
+        <w:tabs>
+          <w:tab w:val="num" w:pos="2160"/>
+        </w:tabs>
+        <w:ind w:left="2160" w:hanging="360"/>
+      </w:pPr>
+      <w:rPr>
+        <w:rFonts w:ascii="Wingdings" w:hAnsi="Wingdings" w:hint="default"/>
+        <w:sz w:val="20"/>
+      </w:rPr>
+    </w:lvl>
+    <w:lvl w:ilvl="3" w:tentative="1">
+      <w:start w:val="1"/>
+      <w:numFmt w:val="bullet"/>
+      <w:lvlText w:val=""/>
+      <w:lvlJc w:val="left"/>
+      <w:pPr>
+        <w:tabs>
+          <w:tab w:val="num" w:pos="2880"/>
+        </w:tabs>
+        <w:ind w:left="2880" w:hanging="360"/>
+      </w:pPr>
+      <w:rPr>
+        <w:rFonts w:ascii="Wingdings" w:hAnsi="Wingdings" w:hint="default"/>
+        <w:sz w:val="20"/>
+      </w:rPr>
+    </w:lvl>
+    <w:lvl w:ilvl="4" w:tentative="1">
+      <w:start w:val="1"/>
+      <w:numFmt w:val="bullet"/>
+      <w:lvlText w:val=""/>
+      <w:lvlJc w:val="left"/>
+      <w:pPr>
+        <w:tabs>
+          <w:tab w:val="num" w:pos="3600"/>
+        </w:tabs>
+        <w:ind w:left="3600" w:hanging="360"/>
+      </w:pPr>
+      <w:rPr>
+        <w:rFonts w:ascii="Wingdings" w:hAnsi="Wingdings" w:hint="default"/>
+        <w:sz w:val="20"/>
+      </w:rPr>
+    </w:lvl>
+    <w:lvl w:ilvl="5" w:tentative="1">
+      <w:start w:val="1"/>
+      <w:numFmt w:val="bullet"/>
+      <w:lvlText w:val=""/>
+      <w:lvlJc w:val="left"/>
+      <w:pPr>
+        <w:tabs>
+          <w:tab w:val="num" w:pos="4320"/>
+        </w:tabs>
+        <w:ind w:left="4320" w:hanging="360"/>
+      </w:pPr>
+      <w:rPr>
+        <w:rFonts w:ascii="Wingdings" w:hAnsi="Wingdings" w:hint="default"/>
+        <w:sz w:val="20"/>
+      </w:rPr>
+    </w:lvl>
+    <w:lvl w:ilvl="6" w:tentative="1">
+      <w:start w:val="1"/>
+      <w:numFmt w:val="bullet"/>
+      <w:lvlText w:val=""/>
+      <w:lvlJc w:val="left"/>
+      <w:pPr>
+        <w:tabs>
+          <w:tab w:val="num" w:pos="5040"/>
+        </w:tabs>
+        <w:ind w:left="5040" w:hanging="360"/>
+      </w:pPr>
+      <w:rPr>
+        <w:rFonts w:ascii="Wingdings" w:hAnsi="Wingdings" w:hint="default"/>
+        <w:sz w:val="20"/>
+      </w:rPr>
+    </w:lvl>
+    <w:lvl w:ilvl="7" w:tentative="1">
+      <w:start w:val="1"/>
+      <w:numFmt w:val="bullet"/>
+      <w:lvlText w:val=""/>
+      <w:lvlJc w:val="left"/>
+      <w:pPr>
+        <w:tabs>
+          <w:tab w:val="num" w:pos="5760"/>
+        </w:tabs>
+        <w:ind w:left="5760" w:hanging="360"/>
+      </w:pPr>
+      <w:rPr>
+        <w:rFonts w:ascii="Wingdings" w:hAnsi="Wingdings" w:hint="default"/>
+        <w:sz w:val="20"/>
+      </w:rPr>
+    </w:lvl>
+    <w:lvl w:ilvl="8" w:tentative="1">
+      <w:start w:val="1"/>
+      <w:numFmt w:val="bullet"/>
+      <w:lvlText w:val=""/>
+      <w:lvlJc w:val="left"/>
+      <w:pPr>
+        <w:tabs>
+          <w:tab w:val="num" w:pos="6480"/>
+        </w:tabs>
+        <w:ind w:left="6480" w:hanging="360"/>
+      </w:pPr>
+      <w:rPr>
+        <w:rFonts w:ascii="Wingdings" w:hAnsi="Wingdings" w:hint="default"/>
+        <w:sz w:val="20"/>
+      </w:rPr>
+    </w:lvl>
+  </w:abstractNum>
+  <w:abstractNum w:abstractNumId="23" w15:restartNumberingAfterBreak="0">
     <w:nsid w:val="5DEF6D25"/>
     <w:multiLevelType w:val="multilevel"/>
     <w:tmpl w:val="E16A608A"/>
@@ -3722,7 +4929,7 @@
       </w:rPr>
     </w:lvl>
   </w:abstractNum>
-  <w:abstractNum w:abstractNumId="19" w15:restartNumberingAfterBreak="0">
+  <w:abstractNum w:abstractNumId="24" w15:restartNumberingAfterBreak="0">
     <w:nsid w:val="63FB67D3"/>
     <w:multiLevelType w:val="multilevel"/>
     <w:tmpl w:val="B5FC280E"/>
@@ -3871,7 +5078,7 @@
       </w:rPr>
     </w:lvl>
   </w:abstractNum>
-  <w:abstractNum w:abstractNumId="20" w15:restartNumberingAfterBreak="0">
+  <w:abstractNum w:abstractNumId="25" w15:restartNumberingAfterBreak="0">
     <w:nsid w:val="6D64660B"/>
     <w:multiLevelType w:val="multilevel"/>
     <w:tmpl w:val="EA92A2CA"/>
@@ -4020,7 +5227,7 @@
       </w:rPr>
     </w:lvl>
   </w:abstractNum>
-  <w:abstractNum w:abstractNumId="21" w15:restartNumberingAfterBreak="0">
+  <w:abstractNum w:abstractNumId="26" w15:restartNumberingAfterBreak="0">
     <w:nsid w:val="6FE567D8"/>
     <w:multiLevelType w:val="multilevel"/>
     <w:tmpl w:val="238281D8"/>
@@ -4169,7 +5376,156 @@
       </w:rPr>
     </w:lvl>
   </w:abstractNum>
-  <w:abstractNum w:abstractNumId="22" w15:restartNumberingAfterBreak="0">
+  <w:abstractNum w:abstractNumId="27" w15:restartNumberingAfterBreak="0">
+    <w:nsid w:val="71C73B24"/>
+    <w:multiLevelType w:val="multilevel"/>
+    <w:tmpl w:val="15F8481A"/>
+    <w:lvl w:ilvl="0">
+      <w:start w:val="1"/>
+      <w:numFmt w:val="bullet"/>
+      <w:lvlText w:val=""/>
+      <w:lvlJc w:val="left"/>
+      <w:pPr>
+        <w:tabs>
+          <w:tab w:val="num" w:pos="720"/>
+        </w:tabs>
+        <w:ind w:left="720" w:hanging="360"/>
+      </w:pPr>
+      <w:rPr>
+        <w:rFonts w:ascii="Symbol" w:hAnsi="Symbol" w:hint="default"/>
+        <w:sz w:val="20"/>
+      </w:rPr>
+    </w:lvl>
+    <w:lvl w:ilvl="1" w:tentative="1">
+      <w:start w:val="1"/>
+      <w:numFmt w:val="bullet"/>
+      <w:lvlText w:val="o"/>
+      <w:lvlJc w:val="left"/>
+      <w:pPr>
+        <w:tabs>
+          <w:tab w:val="num" w:pos="1440"/>
+        </w:tabs>
+        <w:ind w:left="1440" w:hanging="360"/>
+      </w:pPr>
+      <w:rPr>
+        <w:rFonts w:ascii="Courier New" w:hAnsi="Courier New" w:hint="default"/>
+        <w:sz w:val="20"/>
+      </w:rPr>
+    </w:lvl>
+    <w:lvl w:ilvl="2" w:tentative="1">
+      <w:start w:val="1"/>
+      <w:numFmt w:val="bullet"/>
+      <w:lvlText w:val=""/>
+      <w:lvlJc w:val="left"/>
+      <w:pPr>
+        <w:tabs>
+          <w:tab w:val="num" w:pos="2160"/>
+        </w:tabs>
+        <w:ind w:left="2160" w:hanging="360"/>
+      </w:pPr>
+      <w:rPr>
+        <w:rFonts w:ascii="Wingdings" w:hAnsi="Wingdings" w:hint="default"/>
+        <w:sz w:val="20"/>
+      </w:rPr>
+    </w:lvl>
+    <w:lvl w:ilvl="3" w:tentative="1">
+      <w:start w:val="1"/>
+      <w:numFmt w:val="bullet"/>
+      <w:lvlText w:val=""/>
+      <w:lvlJc w:val="left"/>
+      <w:pPr>
+        <w:tabs>
+          <w:tab w:val="num" w:pos="2880"/>
+        </w:tabs>
+        <w:ind w:left="2880" w:hanging="360"/>
+      </w:pPr>
+      <w:rPr>
+        <w:rFonts w:ascii="Wingdings" w:hAnsi="Wingdings" w:hint="default"/>
+        <w:sz w:val="20"/>
+      </w:rPr>
+    </w:lvl>
+    <w:lvl w:ilvl="4" w:tentative="1">
+      <w:start w:val="1"/>
+      <w:numFmt w:val="bullet"/>
+      <w:lvlText w:val=""/>
+      <w:lvlJc w:val="left"/>
+      <w:pPr>
+        <w:tabs>
+          <w:tab w:val="num" w:pos="3600"/>
+        </w:tabs>
+        <w:ind w:left="3600" w:hanging="360"/>
+      </w:pPr>
+      <w:rPr>
+        <w:rFonts w:ascii="Wingdings" w:hAnsi="Wingdings" w:hint="default"/>
+        <w:sz w:val="20"/>
+      </w:rPr>
+    </w:lvl>
+    <w:lvl w:ilvl="5" w:tentative="1">
+      <w:start w:val="1"/>
+      <w:numFmt w:val="bullet"/>
+      <w:lvlText w:val=""/>
+      <w:lvlJc w:val="left"/>
+      <w:pPr>
+        <w:tabs>
+          <w:tab w:val="num" w:pos="4320"/>
+        </w:tabs>
+        <w:ind w:left="4320" w:hanging="360"/>
+      </w:pPr>
+      <w:rPr>
+        <w:rFonts w:ascii="Wingdings" w:hAnsi="Wingdings" w:hint="default"/>
+        <w:sz w:val="20"/>
+      </w:rPr>
+    </w:lvl>
+    <w:lvl w:ilvl="6" w:tentative="1">
+      <w:start w:val="1"/>
+      <w:numFmt w:val="bullet"/>
+      <w:lvlText w:val=""/>
+      <w:lvlJc w:val="left"/>
+      <w:pPr>
+        <w:tabs>
+          <w:tab w:val="num" w:pos="5040"/>
+        </w:tabs>
+        <w:ind w:left="5040" w:hanging="360"/>
+      </w:pPr>
+      <w:rPr>
+        <w:rFonts w:ascii="Wingdings" w:hAnsi="Wingdings" w:hint="default"/>
+        <w:sz w:val="20"/>
+      </w:rPr>
+    </w:lvl>
+    <w:lvl w:ilvl="7" w:tentative="1">
+      <w:start w:val="1"/>
+      <w:numFmt w:val="bullet"/>
+      <w:lvlText w:val=""/>
+      <w:lvlJc w:val="left"/>
+      <w:pPr>
+        <w:tabs>
+          <w:tab w:val="num" w:pos="5760"/>
+        </w:tabs>
+        <w:ind w:left="5760" w:hanging="360"/>
+      </w:pPr>
+      <w:rPr>
+        <w:rFonts w:ascii="Wingdings" w:hAnsi="Wingdings" w:hint="default"/>
+        <w:sz w:val="20"/>
+      </w:rPr>
+    </w:lvl>
+    <w:lvl w:ilvl="8" w:tentative="1">
+      <w:start w:val="1"/>
+      <w:numFmt w:val="bullet"/>
+      <w:lvlText w:val=""/>
+      <w:lvlJc w:val="left"/>
+      <w:pPr>
+        <w:tabs>
+          <w:tab w:val="num" w:pos="6480"/>
+        </w:tabs>
+        <w:ind w:left="6480" w:hanging="360"/>
+      </w:pPr>
+      <w:rPr>
+        <w:rFonts w:ascii="Wingdings" w:hAnsi="Wingdings" w:hint="default"/>
+        <w:sz w:val="20"/>
+      </w:rPr>
+    </w:lvl>
+  </w:abstractNum>
+  <w:abstractNum w:abstractNumId="28" w15:restartNumberingAfterBreak="0">
     <w:nsid w:val="720D3516"/>
     <w:multiLevelType w:val="multilevel"/>
     <w:tmpl w:val="7CFC4934"/>
@@ -4318,7 +5674,305 @@
       </w:rPr>
     </w:lvl>
   </w:abstractNum>
-  <w:abstractNum w:abstractNumId="23" w15:restartNumberingAfterBreak="0">
+  <w:abstractNum w:abstractNumId="29" w15:restartNumberingAfterBreak="0">
+    <w:nsid w:val="791332E6"/>
+    <w:multiLevelType w:val="multilevel"/>
+    <w:tmpl w:val="C366D11E"/>
+    <w:lvl w:ilvl="0">
+      <w:start w:val="1"/>
+      <w:numFmt w:val="bullet"/>
+      <w:lvlText w:val=""/>
+      <w:lvlJc w:val="left"/>
+      <w:pPr>
+        <w:tabs>
+          <w:tab w:val="num" w:pos="720"/>
+        </w:tabs>
+        <w:ind w:left="720" w:hanging="360"/>
+      </w:pPr>
+      <w:rPr>
+        <w:rFonts w:ascii="Symbol" w:hAnsi="Symbol" w:hint="default"/>
+        <w:sz w:val="20"/>
+      </w:rPr>
+    </w:lvl>
+    <w:lvl w:ilvl="1" w:tentative="1">
+      <w:start w:val="1"/>
+      <w:numFmt w:val="bullet"/>
+      <w:lvlText w:val="o"/>
+      <w:lvlJc w:val="left"/>
+      <w:pPr>
+        <w:tabs>
+          <w:tab w:val="num" w:pos="1440"/>
+        </w:tabs>
+        <w:ind w:left="1440" w:hanging="360"/>
+      </w:pPr>
+      <w:rPr>
+        <w:rFonts w:ascii="Courier New" w:hAnsi="Courier New" w:hint="default"/>
+        <w:sz w:val="20"/>
+      </w:rPr>
+    </w:lvl>
+    <w:lvl w:ilvl="2" w:tentative="1">
+      <w:start w:val="1"/>
+      <w:numFmt w:val="bullet"/>
+      <w:lvlText w:val=""/>
+      <w:lvlJc w:val="left"/>
+      <w:pPr>
+        <w:tabs>
+          <w:tab w:val="num" w:pos="2160"/>
+        </w:tabs>
+        <w:ind w:left="2160" w:hanging="360"/>
+      </w:pPr>
+      <w:rPr>
+        <w:rFonts w:ascii="Wingdings" w:hAnsi="Wingdings" w:hint="default"/>
+        <w:sz w:val="20"/>
+      </w:rPr>
+    </w:lvl>
+    <w:lvl w:ilvl="3" w:tentative="1">
+      <w:start w:val="1"/>
+      <w:numFmt w:val="bullet"/>
+      <w:lvlText w:val=""/>
+      <w:lvlJc w:val="left"/>
+      <w:pPr>
+        <w:tabs>
+          <w:tab w:val="num" w:pos="2880"/>
+        </w:tabs>
+        <w:ind w:left="2880" w:hanging="360"/>
+      </w:pPr>
+      <w:rPr>
+        <w:rFonts w:ascii="Wingdings" w:hAnsi="Wingdings" w:hint="default"/>
+        <w:sz w:val="20"/>
+      </w:rPr>
+    </w:lvl>
+    <w:lvl w:ilvl="4" w:tentative="1">
+      <w:start w:val="1"/>
+      <w:numFmt w:val="bullet"/>
+      <w:lvlText w:val=""/>
+      <w:lvlJc w:val="left"/>
+      <w:pPr>
+        <w:tabs>
+          <w:tab w:val="num" w:pos="3600"/>
+        </w:tabs>
+        <w:ind w:left="3600" w:hanging="360"/>
+      </w:pPr>
+      <w:rPr>
+        <w:rFonts w:ascii="Wingdings" w:hAnsi="Wingdings" w:hint="default"/>
+        <w:sz w:val="20"/>
+      </w:rPr>
+    </w:lvl>
+    <w:lvl w:ilvl="5" w:tentative="1">
+      <w:start w:val="1"/>
+      <w:numFmt w:val="bullet"/>
+      <w:lvlText w:val=""/>
+      <w:lvlJc w:val="left"/>
+      <w:pPr>
+        <w:tabs>
+          <w:tab w:val="num" w:pos="4320"/>
+        </w:tabs>
+        <w:ind w:left="4320" w:hanging="360"/>
+      </w:pPr>
+      <w:rPr>
+        <w:rFonts w:ascii="Wingdings" w:hAnsi="Wingdings" w:hint="default"/>
+        <w:sz w:val="20"/>
+      </w:rPr>
+    </w:lvl>
+    <w:lvl w:ilvl="6" w:tentative="1">
+      <w:start w:val="1"/>
+      <w:numFmt w:val="bullet"/>
+      <w:lvlText w:val=""/>
+      <w:lvlJc w:val="left"/>
+      <w:pPr>
+        <w:tabs>
+          <w:tab w:val="num" w:pos="5040"/>
+        </w:tabs>
+        <w:ind w:left="5040" w:hanging="360"/>
+      </w:pPr>
+      <w:rPr>
+        <w:rFonts w:ascii="Wingdings" w:hAnsi="Wingdings" w:hint="default"/>
+        <w:sz w:val="20"/>
+      </w:rPr>
+    </w:lvl>
+    <w:lvl w:ilvl="7" w:tentative="1">
+      <w:start w:val="1"/>
+      <w:numFmt w:val="bullet"/>
+      <w:lvlText w:val=""/>
+      <w:lvlJc w:val="left"/>
+      <w:pPr>
+        <w:tabs>
+          <w:tab w:val="num" w:pos="5760"/>
+        </w:tabs>
+        <w:ind w:left="5760" w:hanging="360"/>
+      </w:pPr>
+      <w:rPr>
+        <w:rFonts w:ascii="Wingdings" w:hAnsi="Wingdings" w:hint="default"/>
+        <w:sz w:val="20"/>
+      </w:rPr>
+    </w:lvl>
+    <w:lvl w:ilvl="8" w:tentative="1">
+      <w:start w:val="1"/>
+      <w:numFmt w:val="bullet"/>
+      <w:lvlText w:val=""/>
+      <w:lvlJc w:val="left"/>
+      <w:pPr>
+        <w:tabs>
+          <w:tab w:val="num" w:pos="6480"/>
+        </w:tabs>
+        <w:ind w:left="6480" w:hanging="360"/>
+      </w:pPr>
+      <w:rPr>
+        <w:rFonts w:ascii="Wingdings" w:hAnsi="Wingdings" w:hint="default"/>
+        <w:sz w:val="20"/>
+      </w:rPr>
+    </w:lvl>
+  </w:abstractNum>
+  <w:abstractNum w:abstractNumId="30" w15:restartNumberingAfterBreak="0">
+    <w:nsid w:val="7AAB3A58"/>
+    <w:multiLevelType w:val="multilevel"/>
+    <w:tmpl w:val="096EFA54"/>
+    <w:lvl w:ilvl="0">
+      <w:start w:val="1"/>
+      <w:numFmt w:val="bullet"/>
+      <w:lvlText w:val=""/>
+      <w:lvlJc w:val="left"/>
+      <w:pPr>
+        <w:tabs>
+          <w:tab w:val="num" w:pos="720"/>
+        </w:tabs>
+        <w:ind w:left="720" w:hanging="360"/>
+      </w:pPr>
+      <w:rPr>
+        <w:rFonts w:ascii="Symbol" w:hAnsi="Symbol" w:hint="default"/>
+        <w:sz w:val="20"/>
+      </w:rPr>
+    </w:lvl>
+    <w:lvl w:ilvl="1" w:tentative="1">
+      <w:start w:val="1"/>
+      <w:numFmt w:val="bullet"/>
+      <w:lvlText w:val="o"/>
+      <w:lvlJc w:val="left"/>
+      <w:pPr>
+        <w:tabs>
+          <w:tab w:val="num" w:pos="1440"/>
+        </w:tabs>
+        <w:ind w:left="1440" w:hanging="360"/>
+      </w:pPr>
+      <w:rPr>
+        <w:rFonts w:ascii="Courier New" w:hAnsi="Courier New" w:hint="default"/>
+        <w:sz w:val="20"/>
+      </w:rPr>
+    </w:lvl>
+    <w:lvl w:ilvl="2" w:tentative="1">
+      <w:start w:val="1"/>
+      <w:numFmt w:val="bullet"/>
+      <w:lvlText w:val=""/>
+      <w:lvlJc w:val="left"/>
+      <w:pPr>
+        <w:tabs>
+          <w:tab w:val="num" w:pos="2160"/>
+        </w:tabs>
+        <w:ind w:left="2160" w:hanging="360"/>
+      </w:pPr>
+      <w:rPr>
+        <w:rFonts w:ascii="Wingdings" w:hAnsi="Wingdings" w:hint="default"/>
+        <w:sz w:val="20"/>
+      </w:rPr>
+    </w:lvl>
+    <w:lvl w:ilvl="3" w:tentative="1">
+      <w:start w:val="1"/>
+      <w:numFmt w:val="bullet"/>
+      <w:lvlText w:val=""/>
+      <w:lvlJc w:val="left"/>
+      <w:pPr>
+        <w:tabs>
+          <w:tab w:val="num" w:pos="2880"/>
+        </w:tabs>
+        <w:ind w:left="2880" w:hanging="360"/>
+      </w:pPr>
+      <w:rPr>
+        <w:rFonts w:ascii="Wingdings" w:hAnsi="Wingdings" w:hint="default"/>
+        <w:sz w:val="20"/>
+      </w:rPr>
+    </w:lvl>
+    <w:lvl w:ilvl="4" w:tentative="1">
+      <w:start w:val="1"/>
+      <w:numFmt w:val="bullet"/>
+      <w:lvlText w:val=""/>
+      <w:lvlJc w:val="left"/>
+      <w:pPr>
+        <w:tabs>
+          <w:tab w:val="num" w:pos="3600"/>
+        </w:tabs>
+        <w:ind w:left="3600" w:hanging="360"/>
+      </w:pPr>
+      <w:rPr>
+        <w:rFonts w:ascii="Wingdings" w:hAnsi="Wingdings" w:hint="default"/>
+        <w:sz w:val="20"/>
+      </w:rPr>
+    </w:lvl>
+    <w:lvl w:ilvl="5" w:tentative="1">
+      <w:start w:val="1"/>
+      <w:numFmt w:val="bullet"/>
+      <w:lvlText w:val=""/>
+      <w:lvlJc w:val="left"/>
+      <w:pPr>
+        <w:tabs>
+          <w:tab w:val="num" w:pos="4320"/>
+        </w:tabs>
+        <w:ind w:left="4320" w:hanging="360"/>
+      </w:pPr>
+      <w:rPr>
+        <w:rFonts w:ascii="Wingdings" w:hAnsi="Wingdings" w:hint="default"/>
+        <w:sz w:val="20"/>
+      </w:rPr>
+    </w:lvl>
+    <w:lvl w:ilvl="6" w:tentative="1">
+      <w:start w:val="1"/>
+      <w:numFmt w:val="bullet"/>
+      <w:lvlText w:val=""/>
+      <w:lvlJc w:val="left"/>
+      <w:pPr>
+        <w:tabs>
+          <w:tab w:val="num" w:pos="5040"/>
+        </w:tabs>
+        <w:ind w:left="5040" w:hanging="360"/>
+      </w:pPr>
+      <w:rPr>
+        <w:rFonts w:ascii="Wingdings" w:hAnsi="Wingdings" w:hint="default"/>
+        <w:sz w:val="20"/>
+      </w:rPr>
+    </w:lvl>
+    <w:lvl w:ilvl="7" w:tentative="1">
+      <w:start w:val="1"/>
+      <w:numFmt w:val="bullet"/>
+      <w:lvlText w:val=""/>
+      <w:lvlJc w:val="left"/>
+      <w:pPr>
+        <w:tabs>
+          <w:tab w:val="num" w:pos="5760"/>
+        </w:tabs>
+        <w:ind w:left="5760" w:hanging="360"/>
+      </w:pPr>
+      <w:rPr>
+        <w:rFonts w:ascii="Wingdings" w:hAnsi="Wingdings" w:hint="default"/>
+        <w:sz w:val="20"/>
+      </w:rPr>
+    </w:lvl>
+    <w:lvl w:ilvl="8" w:tentative="1">
+      <w:start w:val="1"/>
+      <w:numFmt w:val="bullet"/>
+      <w:lvlText w:val=""/>
+      <w:lvlJc w:val="left"/>
+      <w:pPr>
+        <w:tabs>
+          <w:tab w:val="num" w:pos="6480"/>
+        </w:tabs>
+        <w:ind w:left="6480" w:hanging="360"/>
+      </w:pPr>
+      <w:rPr>
+        <w:rFonts w:ascii="Wingdings" w:hAnsi="Wingdings" w:hint="default"/>
+        <w:sz w:val="20"/>
+      </w:rPr>
+    </w:lvl>
+  </w:abstractNum>
+  <w:abstractNum w:abstractNumId="31" w15:restartNumberingAfterBreak="0">
     <w:nsid w:val="7ABB35F6"/>
     <w:multiLevelType w:val="multilevel"/>
     <w:tmpl w:val="BBC4055A"/>
@@ -4471,52 +6125,52 @@
     <w:abstractNumId w:val="4"/>
   </w:num>
   <w:num w:numId="2" w16cid:durableId="222300746">
-    <w:abstractNumId w:val="17"/>
+    <w:abstractNumId w:val="21"/>
   </w:num>
   <w:num w:numId="3" w16cid:durableId="253436437">
-    <w:abstractNumId w:val="18"/>
+    <w:abstractNumId w:val="23"/>
   </w:num>
   <w:num w:numId="4" w16cid:durableId="1268655156">
-    <w:abstractNumId w:val="9"/>
+    <w:abstractNumId w:val="10"/>
   </w:num>
   <w:num w:numId="5" w16cid:durableId="1668626536">
-    <w:abstractNumId w:val="7"/>
+    <w:abstractNumId w:val="8"/>
   </w:num>
   <w:num w:numId="6" w16cid:durableId="1213617497">
-    <w:abstractNumId w:val="12"/>
+    <w:abstractNumId w:val="13"/>
   </w:num>
   <w:num w:numId="7" w16cid:durableId="1637564310">
-    <w:abstractNumId w:val="22"/>
+    <w:abstractNumId w:val="28"/>
   </w:num>
   <w:num w:numId="8" w16cid:durableId="139926957">
-    <w:abstractNumId w:val="10"/>
+    <w:abstractNumId w:val="11"/>
   </w:num>
   <w:num w:numId="9" w16cid:durableId="1435902383">
     <w:abstractNumId w:val="5"/>
   </w:num>
   <w:num w:numId="10" w16cid:durableId="1133669597">
-    <w:abstractNumId w:val="23"/>
+    <w:abstractNumId w:val="31"/>
   </w:num>
   <w:num w:numId="11" w16cid:durableId="401100606">
-    <w:abstractNumId w:val="11"/>
+    <w:abstractNumId w:val="12"/>
   </w:num>
   <w:num w:numId="12" w16cid:durableId="28801934">
-    <w:abstractNumId w:val="14"/>
+    <w:abstractNumId w:val="16"/>
   </w:num>
   <w:num w:numId="13" w16cid:durableId="1584027635">
-    <w:abstractNumId w:val="13"/>
+    <w:abstractNumId w:val="15"/>
   </w:num>
   <w:num w:numId="14" w16cid:durableId="888296532">
-    <w:abstractNumId w:val="15"/>
+    <w:abstractNumId w:val="17"/>
   </w:num>
   <w:num w:numId="15" w16cid:durableId="71969843">
-    <w:abstractNumId w:val="19"/>
+    <w:abstractNumId w:val="24"/>
   </w:num>
   <w:num w:numId="16" w16cid:durableId="378557880">
-    <w:abstractNumId w:val="16"/>
+    <w:abstractNumId w:val="20"/>
   </w:num>
   <w:num w:numId="17" w16cid:durableId="1619798086">
-    <w:abstractNumId w:val="8"/>
+    <w:abstractNumId w:val="9"/>
   </w:num>
   <w:num w:numId="18" w16cid:durableId="554202863">
     <w:abstractNumId w:val="2"/>
@@ -4528,16 +6182,40 @@
     <w:abstractNumId w:val="0"/>
   </w:num>
   <w:num w:numId="21" w16cid:durableId="1475902211">
-    <w:abstractNumId w:val="6"/>
+    <w:abstractNumId w:val="7"/>
   </w:num>
   <w:num w:numId="22" w16cid:durableId="1765492173">
-    <w:abstractNumId w:val="21"/>
+    <w:abstractNumId w:val="26"/>
   </w:num>
   <w:num w:numId="23" w16cid:durableId="1853951616">
     <w:abstractNumId w:val="1"/>
   </w:num>
   <w:num w:numId="24" w16cid:durableId="1520315207">
-    <w:abstractNumId w:val="20"/>
+    <w:abstractNumId w:val="25"/>
+  </w:num>
+  <w:num w:numId="25" w16cid:durableId="647242509">
+    <w:abstractNumId w:val="18"/>
+  </w:num>
+  <w:num w:numId="26" w16cid:durableId="1948806272">
+    <w:abstractNumId w:val="19"/>
+  </w:num>
+  <w:num w:numId="27" w16cid:durableId="1513715313">
+    <w:abstractNumId w:val="14"/>
+  </w:num>
+  <w:num w:numId="28" w16cid:durableId="1570841861">
+    <w:abstractNumId w:val="6"/>
+  </w:num>
+  <w:num w:numId="29" w16cid:durableId="2031563294">
+    <w:abstractNumId w:val="29"/>
+  </w:num>
+  <w:num w:numId="30" w16cid:durableId="735395766">
+    <w:abstractNumId w:val="22"/>
+  </w:num>
+  <w:num w:numId="31" w16cid:durableId="853109236">
+    <w:abstractNumId w:val="27"/>
+  </w:num>
+  <w:num w:numId="32" w16cid:durableId="132259844">
+    <w:abstractNumId w:val="30"/>
   </w:num>
 </w:numbering>
 </file>
@@ -5458,6 +7136,50 @@
       <w:spacing w:val="5"/>
     </w:rPr>
   </w:style>
+  <w:style w:type="paragraph" w:styleId="Header">
+    <w:name w:val="header"/>
+    <w:basedOn w:val="Normal"/>
+    <w:link w:val="HeaderChar"/>
+    <w:uiPriority w:val="99"/>
+    <w:unhideWhenUsed/>
+    <w:rsid w:val="00E96A9C"/>
+    <w:pPr>
+      <w:tabs>
+        <w:tab w:val="center" w:pos="4513"/>
+        <w:tab w:val="right" w:pos="9026"/>
+      </w:tabs>
+      <w:spacing w:after="0" w:line="240" w:lineRule="auto"/>
+    </w:pPr>
+  </w:style>
+  <w:style w:type="character" w:customStyle="1" w:styleId="HeaderChar">
+    <w:name w:val="Header Char"/>
+    <w:basedOn w:val="DefaultParagraphFont"/>
+    <w:link w:val="Header"/>
+    <w:uiPriority w:val="99"/>
+    <w:rsid w:val="00E96A9C"/>
+  </w:style>
+  <w:style w:type="paragraph" w:styleId="Footer">
+    <w:name w:val="footer"/>
+    <w:basedOn w:val="Normal"/>
+    <w:link w:val="FooterChar"/>
+    <w:uiPriority w:val="99"/>
+    <w:unhideWhenUsed/>
+    <w:rsid w:val="00E96A9C"/>
+    <w:pPr>
+      <w:tabs>
+        <w:tab w:val="center" w:pos="4513"/>
+        <w:tab w:val="right" w:pos="9026"/>
+      </w:tabs>
+      <w:spacing w:after="0" w:line="240" w:lineRule="auto"/>
+    </w:pPr>
+  </w:style>
+  <w:style w:type="character" w:customStyle="1" w:styleId="FooterChar">
+    <w:name w:val="Footer Char"/>
+    <w:basedOn w:val="DefaultParagraphFont"/>
+    <w:link w:val="Footer"/>
+    <w:uiPriority w:val="99"/>
+    <w:rsid w:val="00E96A9C"/>
+  </w:style>
 </w:styles>
 </file>
 
